--- a/Readme.docx
+++ b/Readme.docx
@@ -50,11 +50,15 @@
       <w:pPr>
         <w:rPr>
           <w:rFonts w:ascii="Calibri" w:hAnsi="Calibri" w:cs="Calibri"/>
-        </w:rPr>
-      </w:pPr>
-      <w:r>
-        <w:rPr>
-          <w:rFonts w:ascii="Calibri" w:hAnsi="Calibri" w:cs="Calibri"/>
+          <w:b/>
+          <w:bCs/>
+        </w:rPr>
+      </w:pPr>
+      <w:r>
+        <w:rPr>
+          <w:rFonts w:ascii="Calibri" w:hAnsi="Calibri" w:cs="Calibri"/>
+          <w:b/>
+          <w:bCs/>
         </w:rPr>
         <w:t>Introduction</w:t>
       </w:r>
@@ -69,18 +73,324 @@
         <w:rPr>
           <w:rFonts w:ascii="Calibri" w:hAnsi="Calibri" w:cs="Calibri"/>
         </w:rPr>
-        <w:t>In this lab, I tested how RNN, LSTM, and GRU models remember information over different sequence lengths. I also tested gradient clipping, LSTM forget-gate bias, and computation time.</w:t>
-      </w:r>
-    </w:p>
-    <w:p>
-      <w:pPr>
-        <w:rPr>
-          <w:rFonts w:ascii="Calibri" w:hAnsi="Calibri" w:cs="Calibri"/>
-        </w:rPr>
-      </w:pPr>
-      <w:r>
-        <w:rPr>
-          <w:rFonts w:ascii="Calibri" w:hAnsi="Calibri" w:cs="Calibri"/>
+        <w:t>In this lab, I investigated how recurrent neural networks remember information over different sequence lengths. I compared RNN, LSTM, and GRU models and studied vanishing gradients, forget-gate bias, gradient clipping, and computation time.</w:t>
+      </w:r>
+    </w:p>
+    <w:p>
+      <w:pPr>
+        <w:rPr>
+          <w:rFonts w:ascii="Calibri" w:hAnsi="Calibri" w:cs="Calibri"/>
+        </w:rPr>
+      </w:pPr>
+      <w:r>
+        <w:rPr>
+          <w:rFonts w:ascii="Calibri" w:hAnsi="Calibri" w:cs="Calibri"/>
+        </w:rPr>
+        <w:t>The experiments helped me understand why recurrent models can struggle to learn from earlier information and how different techniques affect their performance.</w:t>
+      </w:r>
+    </w:p>
+    <w:p>
+      <w:pPr>
+        <w:rPr>
+          <w:rFonts w:ascii="Calibri" w:hAnsi="Calibri" w:cs="Calibri"/>
+          <w:b/>
+          <w:bCs/>
+        </w:rPr>
+      </w:pPr>
+      <w:r>
+        <w:rPr>
+          <w:rFonts w:ascii="Calibri" w:hAnsi="Calibri" w:cs="Calibri"/>
+          <w:b/>
+          <w:bCs/>
+        </w:rPr>
+        <w:t>Tools and Libraries</w:t>
+      </w:r>
+    </w:p>
+    <w:p>
+      <w:pPr>
+        <w:numPr>
+          <w:ilvl w:val="0"/>
+          <w:numId w:val="2"/>
+        </w:numPr>
+        <w:rPr>
+          <w:rFonts w:ascii="Calibri" w:hAnsi="Calibri" w:cs="Calibri"/>
+        </w:rPr>
+      </w:pPr>
+      <w:r>
+        <w:rPr>
+          <w:rFonts w:ascii="Calibri" w:hAnsi="Calibri" w:cs="Calibri"/>
+        </w:rPr>
+        <w:t>Python</w:t>
+      </w:r>
+    </w:p>
+    <w:p>
+      <w:pPr>
+        <w:numPr>
+          <w:ilvl w:val="0"/>
+          <w:numId w:val="2"/>
+        </w:numPr>
+        <w:rPr>
+          <w:rFonts w:ascii="Calibri" w:hAnsi="Calibri" w:cs="Calibri"/>
+        </w:rPr>
+      </w:pPr>
+      <w:r>
+        <w:rPr>
+          <w:rFonts w:ascii="Calibri" w:hAnsi="Calibri" w:cs="Calibri"/>
+        </w:rPr>
+        <w:t>PyTorch</w:t>
+      </w:r>
+    </w:p>
+    <w:p>
+      <w:pPr>
+        <w:numPr>
+          <w:ilvl w:val="0"/>
+          <w:numId w:val="2"/>
+        </w:numPr>
+        <w:rPr>
+          <w:rFonts w:ascii="Calibri" w:hAnsi="Calibri" w:cs="Calibri"/>
+        </w:rPr>
+      </w:pPr>
+      <w:r>
+        <w:rPr>
+          <w:rFonts w:ascii="Calibri" w:hAnsi="Calibri" w:cs="Calibri"/>
+        </w:rPr>
+        <w:t>NumPy</w:t>
+      </w:r>
+    </w:p>
+    <w:p>
+      <w:pPr>
+        <w:numPr>
+          <w:ilvl w:val="0"/>
+          <w:numId w:val="2"/>
+        </w:numPr>
+        <w:rPr>
+          <w:rFonts w:ascii="Calibri" w:hAnsi="Calibri" w:cs="Calibri"/>
+        </w:rPr>
+      </w:pPr>
+      <w:r>
+        <w:rPr>
+          <w:rFonts w:ascii="Calibri" w:hAnsi="Calibri" w:cs="Calibri"/>
+        </w:rPr>
+        <w:t>Matplotlib</w:t>
+      </w:r>
+    </w:p>
+    <w:p>
+      <w:pPr>
+        <w:numPr>
+          <w:ilvl w:val="0"/>
+          <w:numId w:val="2"/>
+        </w:numPr>
+        <w:rPr>
+          <w:rFonts w:ascii="Calibri" w:hAnsi="Calibri" w:cs="Calibri"/>
+        </w:rPr>
+      </w:pPr>
+      <w:r>
+        <w:rPr>
+          <w:rFonts w:ascii="Calibri" w:hAnsi="Calibri" w:cs="Calibri"/>
+        </w:rPr>
+        <w:t>CSV and other Python standard libraries</w:t>
+      </w:r>
+    </w:p>
+    <w:p>
+      <w:pPr>
+        <w:rPr>
+          <w:rFonts w:ascii="Calibri" w:hAnsi="Calibri" w:cs="Calibri"/>
+          <w:b/>
+          <w:bCs/>
+        </w:rPr>
+      </w:pPr>
+      <w:r>
+        <w:rPr>
+          <w:rFonts w:ascii="Calibri" w:hAnsi="Calibri" w:cs="Calibri"/>
+          <w:b/>
+          <w:bCs/>
+        </w:rPr>
+        <w:t>Project Files</w:t>
+      </w:r>
+    </w:p>
+    <w:p>
+      <w:pPr>
+        <w:numPr>
+          <w:ilvl w:val="0"/>
+          <w:numId w:val="3"/>
+        </w:numPr>
+        <w:rPr>
+          <w:rFonts w:ascii="Calibri" w:hAnsi="Calibri" w:cs="Calibri"/>
+        </w:rPr>
+      </w:pPr>
+      <w:r>
+        <w:rPr>
+          <w:rFonts w:ascii="Calibri" w:hAnsi="Calibri" w:cs="Calibri"/>
+        </w:rPr>
+        <w:t>lab04_starter.py: Instructor-provided starter code.</w:t>
+      </w:r>
+    </w:p>
+    <w:p>
+      <w:pPr>
+        <w:numPr>
+          <w:ilvl w:val="0"/>
+          <w:numId w:val="3"/>
+        </w:numPr>
+        <w:rPr>
+          <w:rFonts w:ascii="Calibri" w:hAnsi="Calibri" w:cs="Calibri"/>
+        </w:rPr>
+      </w:pPr>
+      <w:r>
+        <w:rPr>
+          <w:rFonts w:ascii="Calibri" w:hAnsi="Calibri" w:cs="Calibri"/>
+        </w:rPr>
+        <w:t>benchmark.py: Compares the recurrent model configurations.</w:t>
+      </w:r>
+    </w:p>
+    <w:p>
+      <w:pPr>
+        <w:numPr>
+          <w:ilvl w:val="0"/>
+          <w:numId w:val="3"/>
+        </w:numPr>
+        <w:rPr>
+          <w:rFonts w:ascii="Calibri" w:hAnsi="Calibri" w:cs="Calibri"/>
+        </w:rPr>
+      </w:pPr>
+      <w:r>
+        <w:rPr>
+          <w:rFonts w:ascii="Calibri" w:hAnsi="Calibri" w:cs="Calibri"/>
+        </w:rPr>
+        <w:t>gradients.py: Measures gradients through time and creates a graph.</w:t>
+      </w:r>
+    </w:p>
+    <w:p>
+      <w:pPr>
+        <w:numPr>
+          <w:ilvl w:val="0"/>
+          <w:numId w:val="3"/>
+        </w:numPr>
+        <w:rPr>
+          <w:rFonts w:ascii="Calibri" w:hAnsi="Calibri" w:cs="Calibri"/>
+        </w:rPr>
+      </w:pPr>
+      <w:r>
+        <w:rPr>
+          <w:rFonts w:ascii="Calibri" w:hAnsi="Calibri" w:cs="Calibri"/>
+        </w:rPr>
+        <w:t>fixes.py: Tests LSTM forget-gate bias and gradient clipping.</w:t>
+      </w:r>
+    </w:p>
+    <w:p>
+      <w:pPr>
+        <w:numPr>
+          <w:ilvl w:val="0"/>
+          <w:numId w:val="3"/>
+        </w:numPr>
+        <w:rPr>
+          <w:rFonts w:ascii="Calibri" w:hAnsi="Calibri" w:cs="Calibri"/>
+        </w:rPr>
+      </w:pPr>
+      <w:r>
+        <w:rPr>
+          <w:rFonts w:ascii="Calibri" w:hAnsi="Calibri" w:cs="Calibri"/>
+        </w:rPr>
+        <w:t>timing.py: Measures LSTM forward and backward computation time.</w:t>
+      </w:r>
+    </w:p>
+    <w:p>
+      <w:pPr>
+        <w:numPr>
+          <w:ilvl w:val="0"/>
+          <w:numId w:val="3"/>
+        </w:numPr>
+        <w:rPr>
+          <w:rFonts w:ascii="Calibri" w:hAnsi="Calibri" w:cs="Calibri"/>
+        </w:rPr>
+      </w:pPr>
+      <w:r>
+        <w:rPr>
+          <w:rFonts w:ascii="Calibri" w:hAnsi="Calibri" w:cs="Calibri"/>
+        </w:rPr>
+        <w:t>benchmark_results.csv: Benchmark experiment results.</w:t>
+      </w:r>
+    </w:p>
+    <w:p>
+      <w:pPr>
+        <w:numPr>
+          <w:ilvl w:val="0"/>
+          <w:numId w:val="3"/>
+        </w:numPr>
+        <w:rPr>
+          <w:rFonts w:ascii="Calibri" w:hAnsi="Calibri" w:cs="Calibri"/>
+        </w:rPr>
+      </w:pPr>
+      <w:r>
+        <w:rPr>
+          <w:rFonts w:ascii="Calibri" w:hAnsi="Calibri" w:cs="Calibri"/>
+        </w:rPr>
+        <w:t>gradient_results.csv: Gradient measurement results.</w:t>
+      </w:r>
+    </w:p>
+    <w:p>
+      <w:pPr>
+        <w:numPr>
+          <w:ilvl w:val="0"/>
+          <w:numId w:val="3"/>
+        </w:numPr>
+        <w:rPr>
+          <w:rFonts w:ascii="Calibri" w:hAnsi="Calibri" w:cs="Calibri"/>
+        </w:rPr>
+      </w:pPr>
+      <w:r>
+        <w:rPr>
+          <w:rFonts w:ascii="Calibri" w:hAnsi="Calibri" w:cs="Calibri"/>
+        </w:rPr>
+        <w:t>fixes_results.csv: Controlled experiment results.</w:t>
+      </w:r>
+    </w:p>
+    <w:p>
+      <w:pPr>
+        <w:numPr>
+          <w:ilvl w:val="0"/>
+          <w:numId w:val="3"/>
+        </w:numPr>
+        <w:rPr>
+          <w:rFonts w:ascii="Calibri" w:hAnsi="Calibri" w:cs="Calibri"/>
+        </w:rPr>
+      </w:pPr>
+      <w:r>
+        <w:rPr>
+          <w:rFonts w:ascii="Calibri" w:hAnsi="Calibri" w:cs="Calibri"/>
+        </w:rPr>
+        <w:t>figures/gradient_through_time.png: Gradient comparison graph.</w:t>
+      </w:r>
+    </w:p>
+    <w:p>
+      <w:pPr>
+        <w:numPr>
+          <w:ilvl w:val="0"/>
+          <w:numId w:val="3"/>
+        </w:numPr>
+        <w:rPr>
+          <w:rFonts w:ascii="Calibri" w:hAnsi="Calibri" w:cs="Calibri"/>
+        </w:rPr>
+      </w:pPr>
+      <w:r>
+        <w:rPr>
+          <w:rFonts w:ascii="Calibri" w:hAnsi="Calibri" w:cs="Calibri"/>
+        </w:rPr>
+        <w:t>requirements.txt: Python dependencies.</w:t>
+      </w:r>
+    </w:p>
+    <w:p>
+      <w:pPr>
+        <w:rPr>
+          <w:rFonts w:ascii="Calibri" w:hAnsi="Calibri" w:cs="Calibri"/>
+          <w:b/>
+          <w:bCs/>
+        </w:rPr>
+      </w:pPr>
+      <w:r>
+        <w:rPr>
+          <w:rFonts w:ascii="Calibri" w:hAnsi="Calibri" w:cs="Calibri"/>
+          <w:b/>
+          <w:bCs/>
         </w:rPr>
         <w:t>Piece 1: Benchmark Experiments</w:t>
       </w:r>
@@ -95,75 +405,16 @@
         <w:rPr>
           <w:rFonts w:ascii="Calibri" w:hAnsi="Calibri" w:cs="Calibri"/>
         </w:rPr>
-        <w:t>I tested five model configurations using sequence lengths of 10, 30, and 60. Each configuration was tested with three random seeds.</w:t>
-      </w:r>
-    </w:p>
-    <w:p>
-      <w:pPr>
-        <w:rPr>
-          <w:rFonts w:ascii="Calibri" w:hAnsi="Calibri" w:cs="Calibri"/>
-        </w:rPr>
-      </w:pPr>
-      <w:r>
-        <w:rPr>
-          <w:rFonts w:ascii="Calibri" w:hAnsi="Calibri" w:cs="Calibri"/>
-        </w:rPr>
-        <w:t>Mean Accuracy Results</w:t>
-      </w:r>
-    </w:p>
-    <w:p>
-      <w:pPr>
-        <w:rPr>
-          <w:rFonts w:ascii="Calibri" w:hAnsi="Calibri" w:cs="Calibri"/>
-        </w:rPr>
-      </w:pPr>
-      <w:r>
-        <w:rPr>
-          <w:rFonts w:ascii="Calibri" w:hAnsi="Calibri" w:cs="Calibri"/>
-        </w:rPr>
-        <w:t>Model</w:t>
-      </w:r>
-      <w:r>
-        <w:rPr>
-          <w:rFonts w:ascii="Calibri" w:hAnsi="Calibri" w:cs="Calibri"/>
-        </w:rPr>
-        <w:tab/>
-      </w:r>
-      <w:r>
-        <w:rPr>
-          <w:rFonts w:ascii="Calibri" w:hAnsi="Calibri" w:cs="Calibri"/>
-        </w:rPr>
-        <w:tab/>
-      </w:r>
-      <w:r>
-        <w:rPr>
-          <w:rFonts w:ascii="Calibri" w:hAnsi="Calibri" w:cs="Calibri"/>
-        </w:rPr>
-        <w:tab/>
-      </w:r>
-      <w:r>
-        <w:rPr>
-          <w:rFonts w:ascii="Calibri" w:hAnsi="Calibri" w:cs="Calibri"/>
-        </w:rPr>
-        <w:t>Length 10</w:t>
-      </w:r>
-      <w:r>
-        <w:rPr>
-          <w:rFonts w:ascii="Calibri" w:hAnsi="Calibri" w:cs="Calibri"/>
-        </w:rPr>
-        <w:tab/>
-        <w:t>Length 30</w:t>
-      </w:r>
-      <w:r>
-        <w:rPr>
-          <w:rFonts w:ascii="Calibri" w:hAnsi="Calibri" w:cs="Calibri"/>
-        </w:rPr>
-        <w:tab/>
-        <w:t>Length 60</w:t>
-      </w:r>
-    </w:p>
-    <w:p>
-      <w:pPr>
+        <w:lastRenderedPageBreak/>
+        <w:t>I compared five configurations:</w:t>
+      </w:r>
+    </w:p>
+    <w:p>
+      <w:pPr>
+        <w:numPr>
+          <w:ilvl w:val="0"/>
+          <w:numId w:val="4"/>
+        </w:numPr>
         <w:rPr>
           <w:rFonts w:ascii="Calibri" w:hAnsi="Calibri" w:cs="Calibri"/>
         </w:rPr>
@@ -174,63 +425,13 @@
         </w:rPr>
         <w:t>Plain RNN</w:t>
       </w:r>
-      <w:r>
-        <w:rPr>
-          <w:rFonts w:ascii="Calibri" w:hAnsi="Calibri" w:cs="Calibri"/>
-        </w:rPr>
-        <w:tab/>
-      </w:r>
-      <w:r>
-        <w:rPr>
-          <w:rFonts w:ascii="Calibri" w:hAnsi="Calibri" w:cs="Calibri"/>
-        </w:rPr>
-        <w:tab/>
-      </w:r>
-      <w:r>
-        <w:rPr>
-          <w:rFonts w:ascii="Calibri" w:hAnsi="Calibri" w:cs="Calibri"/>
-        </w:rPr>
-        <w:t>83.2%</w:t>
-      </w:r>
-      <w:r>
-        <w:rPr>
-          <w:rFonts w:ascii="Calibri" w:hAnsi="Calibri" w:cs="Calibri"/>
-        </w:rPr>
-        <w:tab/>
-      </w:r>
-      <w:r>
-        <w:rPr>
-          <w:rFonts w:ascii="Calibri" w:hAnsi="Calibri" w:cs="Calibri"/>
-        </w:rPr>
-        <w:tab/>
-      </w:r>
-      <w:r>
-        <w:rPr>
-          <w:rFonts w:ascii="Calibri" w:hAnsi="Calibri" w:cs="Calibri"/>
-        </w:rPr>
-        <w:t>25.4%</w:t>
-      </w:r>
-      <w:r>
-        <w:rPr>
-          <w:rFonts w:ascii="Calibri" w:hAnsi="Calibri" w:cs="Calibri"/>
-        </w:rPr>
-        <w:tab/>
-      </w:r>
-      <w:r>
-        <w:rPr>
-          <w:rFonts w:ascii="Calibri" w:hAnsi="Calibri" w:cs="Calibri"/>
-        </w:rPr>
-        <w:tab/>
-      </w:r>
-      <w:r>
-        <w:rPr>
-          <w:rFonts w:ascii="Calibri" w:hAnsi="Calibri" w:cs="Calibri"/>
-        </w:rPr>
-        <w:t>24.1%</w:t>
-      </w:r>
-    </w:p>
-    <w:p>
-      <w:pPr>
+    </w:p>
+    <w:p>
+      <w:pPr>
+        <w:numPr>
+          <w:ilvl w:val="0"/>
+          <w:numId w:val="4"/>
+        </w:numPr>
         <w:rPr>
           <w:rFonts w:ascii="Calibri" w:hAnsi="Calibri" w:cs="Calibri"/>
         </w:rPr>
@@ -241,127 +442,32 @@
         </w:rPr>
         <w:t>Default LSTM</w:t>
       </w:r>
-      <w:r>
-        <w:rPr>
-          <w:rFonts w:ascii="Calibri" w:hAnsi="Calibri" w:cs="Calibri"/>
-        </w:rPr>
-        <w:tab/>
-      </w:r>
-      <w:r>
-        <w:rPr>
-          <w:rFonts w:ascii="Calibri" w:hAnsi="Calibri" w:cs="Calibri"/>
-        </w:rPr>
-        <w:tab/>
-      </w:r>
-      <w:r>
-        <w:rPr>
-          <w:rFonts w:ascii="Calibri" w:hAnsi="Calibri" w:cs="Calibri"/>
-        </w:rPr>
-        <w:t>100%</w:t>
-      </w:r>
-      <w:r>
-        <w:rPr>
-          <w:rFonts w:ascii="Calibri" w:hAnsi="Calibri" w:cs="Calibri"/>
-        </w:rPr>
-        <w:tab/>
-      </w:r>
-      <w:r>
-        <w:rPr>
-          <w:rFonts w:ascii="Calibri" w:hAnsi="Calibri" w:cs="Calibri"/>
-        </w:rPr>
-        <w:tab/>
-      </w:r>
-      <w:r>
-        <w:rPr>
-          <w:rFonts w:ascii="Calibri" w:hAnsi="Calibri" w:cs="Calibri"/>
-        </w:rPr>
-        <w:t>25.1%</w:t>
-      </w:r>
-      <w:r>
-        <w:rPr>
-          <w:rFonts w:ascii="Calibri" w:hAnsi="Calibri" w:cs="Calibri"/>
-        </w:rPr>
-        <w:tab/>
-      </w:r>
-      <w:r>
-        <w:rPr>
-          <w:rFonts w:ascii="Calibri" w:hAnsi="Calibri" w:cs="Calibri"/>
-        </w:rPr>
-        <w:tab/>
-      </w:r>
-      <w:r>
-        <w:rPr>
-          <w:rFonts w:ascii="Calibri" w:hAnsi="Calibri" w:cs="Calibri"/>
-        </w:rPr>
-        <w:t>25.1%</w:t>
-      </w:r>
-    </w:p>
-    <w:p>
-      <w:pPr>
-        <w:rPr>
-          <w:rFonts w:ascii="Calibri" w:hAnsi="Calibri" w:cs="Calibri"/>
-        </w:rPr>
-      </w:pPr>
-      <w:r>
-        <w:rPr>
-          <w:rFonts w:ascii="Calibri" w:hAnsi="Calibri" w:cs="Calibri"/>
-        </w:rPr>
-        <w:t>LSTM Forget Bias 3</w:t>
-      </w:r>
-      <w:r>
-        <w:rPr>
-          <w:rFonts w:ascii="Calibri" w:hAnsi="Calibri" w:cs="Calibri"/>
-        </w:rPr>
-        <w:tab/>
-        <w:t>100%</w:t>
-      </w:r>
-      <w:r>
-        <w:rPr>
-          <w:rFonts w:ascii="Calibri" w:hAnsi="Calibri" w:cs="Calibri"/>
-        </w:rPr>
-        <w:tab/>
-      </w:r>
-      <w:r>
-        <w:rPr>
-          <w:rFonts w:ascii="Calibri" w:hAnsi="Calibri" w:cs="Calibri"/>
-        </w:rPr>
-        <w:tab/>
-      </w:r>
-      <w:r>
-        <w:rPr>
-          <w:rFonts w:ascii="Calibri" w:hAnsi="Calibri" w:cs="Calibri"/>
-        </w:rPr>
-        <w:t>100%</w:t>
-      </w:r>
-      <w:r>
-        <w:rPr>
-          <w:rFonts w:ascii="Calibri" w:hAnsi="Calibri" w:cs="Calibri"/>
-        </w:rPr>
-        <w:tab/>
-      </w:r>
-      <w:r>
-        <w:rPr>
-          <w:rFonts w:ascii="Calibri" w:hAnsi="Calibri" w:cs="Calibri"/>
-        </w:rPr>
-        <w:tab/>
-      </w:r>
-      <w:r>
-        <w:rPr>
-          <w:rFonts w:ascii="Calibri" w:hAnsi="Calibri" w:cs="Calibri"/>
-        </w:rPr>
-        <w:t>100%</w:t>
-      </w:r>
-    </w:p>
-    <w:p>
-      <w:pPr>
-        <w:rPr>
-          <w:rFonts w:ascii="Aptos Narrow" w:eastAsia="Times New Roman" w:hAnsi="Aptos Narrow" w:cs="Times New Roman"/>
-          <w:color w:val="000000"/>
-          <w:kern w:val="0"/>
-          <w:sz w:val="22"/>
-          <w:szCs w:val="22"/>
-          <w:lang w:eastAsia="en-CA"/>
-          <w14:ligatures w14:val="none"/>
+    </w:p>
+    <w:p>
+      <w:pPr>
+        <w:numPr>
+          <w:ilvl w:val="0"/>
+          <w:numId w:val="4"/>
+        </w:numPr>
+        <w:rPr>
+          <w:rFonts w:ascii="Calibri" w:hAnsi="Calibri" w:cs="Calibri"/>
+        </w:rPr>
+      </w:pPr>
+      <w:r>
+        <w:rPr>
+          <w:rFonts w:ascii="Calibri" w:hAnsi="Calibri" w:cs="Calibri"/>
+        </w:rPr>
+        <w:t>LSTM with forget-gate bias 3</w:t>
+      </w:r>
+    </w:p>
+    <w:p>
+      <w:pPr>
+        <w:numPr>
+          <w:ilvl w:val="0"/>
+          <w:numId w:val="4"/>
+        </w:numPr>
+        <w:rPr>
+          <w:rFonts w:ascii="Calibri" w:hAnsi="Calibri" w:cs="Calibri"/>
         </w:rPr>
       </w:pPr>
       <w:r>
@@ -370,120 +476,106 @@
         </w:rPr>
         <w:t>Default GRU</w:t>
       </w:r>
-      <w:r>
-        <w:rPr>
-          <w:rFonts w:ascii="Calibri" w:hAnsi="Calibri" w:cs="Calibri"/>
-        </w:rPr>
-        <w:tab/>
-      </w:r>
-      <w:r>
-        <w:rPr>
-          <w:rFonts w:ascii="Calibri" w:hAnsi="Calibri" w:cs="Calibri"/>
-        </w:rPr>
-        <w:tab/>
-      </w:r>
-      <w:r>
-        <w:rPr>
-          <w:rFonts w:ascii="Calibri" w:hAnsi="Calibri" w:cs="Calibri"/>
-        </w:rPr>
-        <w:t>100%</w:t>
-      </w:r>
-      <w:r>
-        <w:rPr>
-          <w:rFonts w:ascii="Calibri" w:hAnsi="Calibri" w:cs="Calibri"/>
-        </w:rPr>
-        <w:tab/>
-      </w:r>
-      <w:r>
-        <w:rPr>
-          <w:rFonts w:ascii="Calibri" w:hAnsi="Calibri" w:cs="Calibri"/>
-        </w:rPr>
-        <w:tab/>
-      </w:r>
-      <w:r>
-        <w:rPr>
-          <w:rFonts w:ascii="Calibri" w:hAnsi="Calibri" w:cs="Calibri"/>
-        </w:rPr>
-        <w:t>25.1%</w:t>
-      </w:r>
-      <w:r>
-        <w:rPr>
-          <w:rFonts w:ascii="Calibri" w:hAnsi="Calibri" w:cs="Calibri"/>
-        </w:rPr>
-        <w:tab/>
-      </w:r>
-      <w:r>
-        <w:rPr>
-          <w:rFonts w:ascii="Calibri" w:hAnsi="Calibri" w:cs="Calibri"/>
-        </w:rPr>
-        <w:tab/>
-      </w:r>
-      <w:r>
-        <w:rPr>
-          <w:rFonts w:ascii="Aptos Narrow" w:eastAsia="Times New Roman" w:hAnsi="Aptos Narrow" w:cs="Times New Roman"/>
-          <w:color w:val="000000"/>
-          <w:kern w:val="0"/>
-          <w:sz w:val="22"/>
-          <w:szCs w:val="22"/>
-          <w:lang w:eastAsia="en-CA"/>
-          <w14:ligatures w14:val="none"/>
-        </w:rPr>
-        <w:t>0.245666663</w:t>
-      </w:r>
-    </w:p>
-    <w:p>
-      <w:pPr>
-        <w:rPr>
-          <w:rFonts w:ascii="Calibri" w:hAnsi="Calibri" w:cs="Calibri"/>
-        </w:rPr>
-      </w:pPr>
-      <w:r>
-        <w:rPr>
-          <w:rFonts w:ascii="Calibri" w:hAnsi="Calibri" w:cs="Calibri"/>
-        </w:rPr>
-        <w:t>The benchmark results, including individual seed results, are saved in benchmark_results.csv.</w:t>
-      </w:r>
-    </w:p>
-    <w:p>
-      <w:pPr>
-        <w:rPr>
-          <w:rFonts w:ascii="Calibri" w:hAnsi="Calibri" w:cs="Calibri"/>
-        </w:rPr>
-      </w:pPr>
-      <w:r>
-        <w:rPr>
-          <w:rFonts w:ascii="Calibri" w:hAnsi="Calibri" w:cs="Calibri"/>
-        </w:rPr>
-        <w:t>Conclusion</w:t>
-      </w:r>
-      <w:r>
-        <w:rPr>
-          <w:rFonts w:ascii="Calibri" w:hAnsi="Calibri" w:cs="Calibri"/>
-        </w:rPr>
-        <w:t>:</w:t>
-      </w:r>
-      <w:r>
-        <w:rPr>
-          <w:rFonts w:ascii="Calibri" w:hAnsi="Calibri" w:cs="Calibri"/>
-        </w:rPr>
-        <w:t xml:space="preserve"> </w:t>
-      </w:r>
-      <w:r>
-        <w:rPr>
-          <w:rFonts w:ascii="Calibri" w:hAnsi="Calibri" w:cs="Calibri"/>
-        </w:rPr>
-        <w:t>The models performed well on shorter sequences, but most struggled when the sequence length increased. The LSTM with forget-gate bias 3 achieved 100% accuracy at all three lengths.</w:t>
-      </w:r>
-    </w:p>
-    <w:p>
-      <w:pPr>
-        <w:rPr>
-          <w:rFonts w:ascii="Calibri" w:hAnsi="Calibri" w:cs="Calibri"/>
-        </w:rPr>
-      </w:pPr>
-      <w:r>
-        <w:rPr>
-          <w:rFonts w:ascii="Calibri" w:hAnsi="Calibri" w:cs="Calibri"/>
+    </w:p>
+    <w:p>
+      <w:pPr>
+        <w:numPr>
+          <w:ilvl w:val="0"/>
+          <w:numId w:val="4"/>
+        </w:numPr>
+        <w:rPr>
+          <w:rFonts w:ascii="Calibri" w:hAnsi="Calibri" w:cs="Calibri"/>
+        </w:rPr>
+      </w:pPr>
+      <w:r>
+        <w:rPr>
+          <w:rFonts w:ascii="Calibri" w:hAnsi="Calibri" w:cs="Calibri"/>
+        </w:rPr>
+        <w:t>GRU with update-gate bias 3</w:t>
+      </w:r>
+    </w:p>
+    <w:p>
+      <w:pPr>
+        <w:rPr>
+          <w:rFonts w:ascii="Calibri" w:hAnsi="Calibri" w:cs="Calibri"/>
+        </w:rPr>
+      </w:pPr>
+      <w:r>
+        <w:rPr>
+          <w:rFonts w:ascii="Calibri" w:hAnsi="Calibri" w:cs="Calibri"/>
+        </w:rPr>
+        <w:t>I tested sequence lengths of 10, 30, and 60, using random seeds 0, 1, and 2. I recorded the validation accuracy for each seed and calculated the mean accuracy.</w:t>
+      </w:r>
+    </w:p>
+    <w:p>
+      <w:pPr>
+        <w:rPr>
+          <w:rFonts w:ascii="Calibri" w:hAnsi="Calibri" w:cs="Calibri"/>
+        </w:rPr>
+      </w:pPr>
+      <w:r>
+        <w:rPr>
+          <w:rFonts w:ascii="Calibri" w:hAnsi="Calibri" w:cs="Calibri"/>
+        </w:rPr>
+        <w:t>The chance accuracy for this four-class recall task is approximately 25%.</w:t>
+      </w:r>
+    </w:p>
+    <w:p>
+      <w:pPr>
+        <w:rPr>
+          <w:rFonts w:ascii="Calibri" w:hAnsi="Calibri" w:cs="Calibri"/>
+          <w:b/>
+          <w:bCs/>
+        </w:rPr>
+      </w:pPr>
+      <w:r>
+        <w:rPr>
+          <w:rFonts w:ascii="Calibri" w:hAnsi="Calibri" w:cs="Calibri"/>
+          <w:b/>
+          <w:bCs/>
+        </w:rPr>
+        <w:t>Observations</w:t>
+      </w:r>
+    </w:p>
+    <w:p>
+      <w:pPr>
+        <w:rPr>
+          <w:rFonts w:ascii="Calibri" w:hAnsi="Calibri" w:cs="Calibri"/>
+        </w:rPr>
+      </w:pPr>
+      <w:r>
+        <w:rPr>
+          <w:rFonts w:ascii="Calibri" w:hAnsi="Calibri" w:cs="Calibri"/>
+        </w:rPr>
+        <w:t>The plain RNN and default LSTM performed well on the short sequence but struggled as the sequence became longer. The LSTM with forget-gate bias 3 achieved 100% mean accuracy at the tested sequence lengths.</w:t>
+      </w:r>
+    </w:p>
+    <w:p>
+      <w:pPr>
+        <w:rPr>
+          <w:rFonts w:ascii="Calibri" w:hAnsi="Calibri" w:cs="Calibri"/>
+        </w:rPr>
+      </w:pPr>
+      <w:r>
+        <w:rPr>
+          <w:rFonts w:ascii="Calibri" w:hAnsi="Calibri" w:cs="Calibri"/>
+        </w:rPr>
+        <w:t>The benchmark results are saved in benchmark_results.csv.</w:t>
+      </w:r>
+    </w:p>
+    <w:p>
+      <w:pPr>
+        <w:rPr>
+          <w:rFonts w:ascii="Calibri" w:hAnsi="Calibri" w:cs="Calibri"/>
+          <w:b/>
+          <w:bCs/>
+        </w:rPr>
+      </w:pPr>
+      <w:r>
+        <w:rPr>
+          <w:rFonts w:ascii="Calibri" w:hAnsi="Calibri" w:cs="Calibri"/>
+          <w:b/>
+          <w:bCs/>
         </w:rPr>
         <w:t>Piece 2: Gradient Through Time</w:t>
       </w:r>
@@ -498,82 +590,28 @@
         <w:rPr>
           <w:rFonts w:ascii="Calibri" w:hAnsi="Calibri" w:cs="Calibri"/>
         </w:rPr>
-        <w:t>I measured the input gradients using a sequence length of 60, hidden size 32, batch size 16, and five random seeds. I calculated the loss using the final time step.</w:t>
-      </w:r>
-    </w:p>
-    <w:p>
-      <w:pPr>
-        <w:rPr>
-          <w:rFonts w:ascii="Calibri" w:hAnsi="Calibri" w:cs="Calibri"/>
-        </w:rPr>
-      </w:pPr>
-      <w:r>
-        <w:rPr>
-          <w:rFonts w:ascii="Calibri" w:hAnsi="Calibri" w:cs="Calibri"/>
-        </w:rPr>
-        <w:t>Median Gradient Norms</w:t>
-      </w:r>
-    </w:p>
-    <w:p>
-      <w:pPr>
-        <w:rPr>
-          <w:rFonts w:ascii="Calibri" w:hAnsi="Calibri" w:cs="Calibri"/>
-        </w:rPr>
-      </w:pPr>
-      <w:r>
-        <w:rPr>
-          <w:rFonts w:ascii="Calibri" w:hAnsi="Calibri" w:cs="Calibri"/>
-        </w:rPr>
-        <w:t>Model</w:t>
-      </w:r>
-      <w:r>
-        <w:rPr>
-          <w:rFonts w:ascii="Calibri" w:hAnsi="Calibri" w:cs="Calibri"/>
-        </w:rPr>
-        <w:tab/>
-      </w:r>
-      <w:r>
-        <w:rPr>
-          <w:rFonts w:ascii="Calibri" w:hAnsi="Calibri" w:cs="Calibri"/>
-        </w:rPr>
-        <w:tab/>
-      </w:r>
-      <w:r>
-        <w:rPr>
-          <w:rFonts w:ascii="Calibri" w:hAnsi="Calibri" w:cs="Calibri"/>
-        </w:rPr>
-        <w:tab/>
-      </w:r>
-      <w:r>
-        <w:rPr>
-          <w:rFonts w:ascii="Calibri" w:hAnsi="Calibri" w:cs="Calibri"/>
-        </w:rPr>
-        <w:t>0 Steps Back</w:t>
-      </w:r>
-      <w:r>
-        <w:rPr>
-          <w:rFonts w:ascii="Calibri" w:hAnsi="Calibri" w:cs="Calibri"/>
-        </w:rPr>
-        <w:tab/>
-        <w:t>9 Steps Back</w:t>
-      </w:r>
-      <w:r>
-        <w:rPr>
-          <w:rFonts w:ascii="Calibri" w:hAnsi="Calibri" w:cs="Calibri"/>
-        </w:rPr>
-        <w:tab/>
-        <w:t>29 Steps Back</w:t>
-      </w:r>
-      <w:r>
-        <w:rPr>
-          <w:rFonts w:ascii="Calibri" w:hAnsi="Calibri" w:cs="Calibri"/>
-        </w:rPr>
-        <w:tab/>
-        <w:t>59 Steps Back</w:t>
-      </w:r>
-    </w:p>
-    <w:p>
-      <w:pPr>
+        <w:t>I investigated how the gradient changes as we move backward through a sequence of 60 steps. I used a hidden size of 32, a batch size of 16, and five random seeds.</w:t>
+      </w:r>
+    </w:p>
+    <w:p>
+      <w:pPr>
+        <w:rPr>
+          <w:rFonts w:ascii="Calibri" w:hAnsi="Calibri" w:cs="Calibri"/>
+        </w:rPr>
+      </w:pPr>
+      <w:r>
+        <w:rPr>
+          <w:rFonts w:ascii="Calibri" w:hAnsi="Calibri" w:cs="Calibri"/>
+        </w:rPr>
+        <w:t>I compared:</w:t>
+      </w:r>
+    </w:p>
+    <w:p>
+      <w:pPr>
+        <w:numPr>
+          <w:ilvl w:val="0"/>
+          <w:numId w:val="5"/>
+        </w:numPr>
         <w:rPr>
           <w:rFonts w:ascii="Calibri" w:hAnsi="Calibri" w:cs="Calibri"/>
         </w:rPr>
@@ -584,48 +622,13 @@
         </w:rPr>
         <w:t>Plain RNN</w:t>
       </w:r>
-      <w:r>
-        <w:rPr>
-          <w:rFonts w:ascii="Calibri" w:hAnsi="Calibri" w:cs="Calibri"/>
-        </w:rPr>
-        <w:tab/>
-      </w:r>
-      <w:r>
-        <w:rPr>
-          <w:rFonts w:ascii="Calibri" w:hAnsi="Calibri" w:cs="Calibri"/>
-        </w:rPr>
-        <w:tab/>
-      </w:r>
-      <w:r>
-        <w:rPr>
-          <w:rFonts w:ascii="Calibri" w:hAnsi="Calibri" w:cs="Calibri"/>
-        </w:rPr>
-        <w:t>7.78e-03</w:t>
-      </w:r>
-      <w:r>
-        <w:rPr>
-          <w:rFonts w:ascii="Calibri" w:hAnsi="Calibri" w:cs="Calibri"/>
-        </w:rPr>
-        <w:tab/>
-        <w:t>3.55e-05</w:t>
-      </w:r>
-      <w:r>
-        <w:rPr>
-          <w:rFonts w:ascii="Calibri" w:hAnsi="Calibri" w:cs="Calibri"/>
-        </w:rPr>
-        <w:tab/>
-        <w:t>5.50e-10</w:t>
-      </w:r>
-      <w:r>
-        <w:rPr>
-          <w:rFonts w:ascii="Calibri" w:hAnsi="Calibri" w:cs="Calibri"/>
-        </w:rPr>
-        <w:tab/>
-        <w:t>1.98e-17</w:t>
-      </w:r>
-    </w:p>
-    <w:p>
-      <w:pPr>
+    </w:p>
+    <w:p>
+      <w:pPr>
+        <w:numPr>
+          <w:ilvl w:val="0"/>
+          <w:numId w:val="5"/>
+        </w:numPr>
         <w:rPr>
           <w:rFonts w:ascii="Calibri" w:hAnsi="Calibri" w:cs="Calibri"/>
         </w:rPr>
@@ -636,93 +639,1140 @@
         </w:rPr>
         <w:t>Default LSTM</w:t>
       </w:r>
-      <w:r>
-        <w:rPr>
-          <w:rFonts w:ascii="Calibri" w:hAnsi="Calibri" w:cs="Calibri"/>
-        </w:rPr>
-        <w:tab/>
-      </w:r>
-      <w:r>
-        <w:rPr>
-          <w:rFonts w:ascii="Calibri" w:hAnsi="Calibri" w:cs="Calibri"/>
-        </w:rPr>
-        <w:tab/>
-      </w:r>
-      <w:r>
-        <w:rPr>
-          <w:rFonts w:ascii="Calibri" w:hAnsi="Calibri" w:cs="Calibri"/>
-        </w:rPr>
-        <w:t>1.70e-03</w:t>
-      </w:r>
-      <w:r>
-        <w:rPr>
-          <w:rFonts w:ascii="Calibri" w:hAnsi="Calibri" w:cs="Calibri"/>
-        </w:rPr>
-        <w:tab/>
-        <w:t>2.14e-05</w:t>
-      </w:r>
-      <w:r>
-        <w:rPr>
-          <w:rFonts w:ascii="Calibri" w:hAnsi="Calibri" w:cs="Calibri"/>
-        </w:rPr>
-        <w:tab/>
-        <w:t>1.34e-09</w:t>
-      </w:r>
-      <w:r>
-        <w:rPr>
-          <w:rFonts w:ascii="Calibri" w:hAnsi="Calibri" w:cs="Calibri"/>
-        </w:rPr>
-        <w:tab/>
-        <w:t>1.12e-15</w:t>
-      </w:r>
-    </w:p>
-    <w:p>
-      <w:pPr>
-        <w:rPr>
-          <w:rFonts w:ascii="Calibri" w:hAnsi="Calibri" w:cs="Calibri"/>
-        </w:rPr>
-      </w:pPr>
-      <w:r>
-        <w:rPr>
-          <w:rFonts w:ascii="Calibri" w:hAnsi="Calibri" w:cs="Calibri"/>
-        </w:rPr>
-        <w:t>LSTM Forget Bias 3</w:t>
-      </w:r>
-      <w:r>
-        <w:rPr>
-          <w:rFonts w:ascii="Calibri" w:hAnsi="Calibri" w:cs="Calibri"/>
-        </w:rPr>
-        <w:tab/>
-        <w:t>1.89e-03</w:t>
-      </w:r>
-      <w:r>
-        <w:rPr>
-          <w:rFonts w:ascii="Calibri" w:hAnsi="Calibri" w:cs="Calibri"/>
-        </w:rPr>
-        <w:tab/>
-        <w:t>6.97e-04</w:t>
-      </w:r>
-      <w:r>
-        <w:rPr>
-          <w:rFonts w:ascii="Calibri" w:hAnsi="Calibri" w:cs="Calibri"/>
-        </w:rPr>
-        <w:tab/>
-        <w:t>4.71e-04</w:t>
-      </w:r>
-      <w:r>
-        <w:rPr>
-          <w:rFonts w:ascii="Calibri" w:hAnsi="Calibri" w:cs="Calibri"/>
-        </w:rPr>
-        <w:tab/>
-        <w:t>6.75e-04</w:t>
-      </w:r>
-    </w:p>
-    <w:p>
-      <w:pPr>
-        <w:rPr>
-          <w:rFonts w:ascii="Calibri" w:hAnsi="Calibri" w:cs="Calibri"/>
-        </w:rPr>
-      </w:pPr>
+    </w:p>
+    <w:p>
+      <w:pPr>
+        <w:numPr>
+          <w:ilvl w:val="0"/>
+          <w:numId w:val="5"/>
+        </w:numPr>
+        <w:rPr>
+          <w:rFonts w:ascii="Calibri" w:hAnsi="Calibri" w:cs="Calibri"/>
+        </w:rPr>
+      </w:pPr>
+      <w:r>
+        <w:rPr>
+          <w:rFonts w:ascii="Calibri" w:hAnsi="Calibri" w:cs="Calibri"/>
+        </w:rPr>
+        <w:t>LSTM with forget-gate bias 3</w:t>
+      </w:r>
+    </w:p>
+    <w:p>
+      <w:pPr>
+        <w:rPr>
+          <w:rFonts w:ascii="Calibri" w:hAnsi="Calibri" w:cs="Calibri"/>
+        </w:rPr>
+      </w:pPr>
+      <w:r>
+        <w:rPr>
+          <w:rFonts w:ascii="Calibri" w:hAnsi="Calibri" w:cs="Calibri"/>
+        </w:rPr>
+        <w:t>I calculated the loss from the final time step and measured the gradient norm at each input step. I used the median gradient across the five seeds and plotted the results on a logarithmic scale.</w:t>
+      </w:r>
+    </w:p>
+    <w:p>
+      <w:pPr>
+        <w:rPr>
+          <w:rFonts w:ascii="Calibri" w:hAnsi="Calibri" w:cs="Calibri"/>
+          <w:b/>
+          <w:bCs/>
+        </w:rPr>
+      </w:pPr>
+      <w:r>
+        <w:rPr>
+          <w:rFonts w:ascii="Calibri" w:hAnsi="Calibri" w:cs="Calibri"/>
+          <w:b/>
+          <w:bCs/>
+        </w:rPr>
+        <w:t>Selected Results</w:t>
+      </w:r>
+    </w:p>
+    <w:tbl>
+      <w:tblPr>
+        <w:tblW w:w="0" w:type="auto"/>
+        <w:tblCellSpacing w:w="15" w:type="dxa"/>
+        <w:tblCellMar>
+          <w:top w:w="15" w:type="dxa"/>
+          <w:left w:w="15" w:type="dxa"/>
+          <w:bottom w:w="15" w:type="dxa"/>
+          <w:right w:w="15" w:type="dxa"/>
+        </w:tblCellMar>
+        <w:tblLook w:val="04A0" w:firstRow="1" w:lastRow="0" w:firstColumn="1" w:lastColumn="0" w:noHBand="0" w:noVBand="1"/>
+      </w:tblPr>
+      <w:tblGrid>
+        <w:gridCol w:w="1715"/>
+        <w:gridCol w:w="1271"/>
+        <w:gridCol w:w="1408"/>
+      </w:tblGrid>
+      <w:tr>
+        <w:trPr>
+          <w:tblCellSpacing w:w="15" w:type="dxa"/>
+        </w:trPr>
+        <w:tc>
+          <w:tcPr>
+            <w:tcW w:w="0" w:type="auto"/>
+            <w:vAlign w:val="center"/>
+            <w:hideMark/>
+          </w:tcPr>
+          <w:p>
+            <w:pPr>
+              <w:rPr>
+                <w:rFonts w:ascii="Calibri" w:hAnsi="Calibri" w:cs="Calibri"/>
+                <w:b/>
+                <w:bCs/>
+              </w:rPr>
+            </w:pPr>
+            <w:r>
+              <w:rPr>
+                <w:rFonts w:ascii="Calibri" w:hAnsi="Calibri" w:cs="Calibri"/>
+                <w:b/>
+                <w:bCs/>
+              </w:rPr>
+              <w:t>Model</w:t>
+            </w:r>
+          </w:p>
+        </w:tc>
+        <w:tc>
+          <w:tcPr>
+            <w:tcW w:w="0" w:type="auto"/>
+            <w:vAlign w:val="center"/>
+            <w:hideMark/>
+          </w:tcPr>
+          <w:p>
+            <w:pPr>
+              <w:rPr>
+                <w:rFonts w:ascii="Calibri" w:hAnsi="Calibri" w:cs="Calibri"/>
+                <w:b/>
+                <w:bCs/>
+              </w:rPr>
+            </w:pPr>
+            <w:r>
+              <w:rPr>
+                <w:rFonts w:ascii="Calibri" w:hAnsi="Calibri" w:cs="Calibri"/>
+                <w:b/>
+                <w:bCs/>
+              </w:rPr>
+              <w:t>0 steps back</w:t>
+            </w:r>
+          </w:p>
+        </w:tc>
+        <w:tc>
+          <w:tcPr>
+            <w:tcW w:w="0" w:type="auto"/>
+            <w:vAlign w:val="center"/>
+            <w:hideMark/>
+          </w:tcPr>
+          <w:p>
+            <w:pPr>
+              <w:rPr>
+                <w:rFonts w:ascii="Calibri" w:hAnsi="Calibri" w:cs="Calibri"/>
+                <w:b/>
+                <w:bCs/>
+              </w:rPr>
+            </w:pPr>
+            <w:r>
+              <w:rPr>
+                <w:rFonts w:ascii="Calibri" w:hAnsi="Calibri" w:cs="Calibri"/>
+                <w:b/>
+                <w:bCs/>
+              </w:rPr>
+              <w:t>59 steps back</w:t>
+            </w:r>
+          </w:p>
+        </w:tc>
+      </w:tr>
+      <w:tr>
+        <w:trPr>
+          <w:tblCellSpacing w:w="15" w:type="dxa"/>
+        </w:trPr>
+        <w:tc>
+          <w:tcPr>
+            <w:tcW w:w="0" w:type="auto"/>
+            <w:vAlign w:val="center"/>
+            <w:hideMark/>
+          </w:tcPr>
+          <w:p>
+            <w:pPr>
+              <w:rPr>
+                <w:rFonts w:ascii="Calibri" w:hAnsi="Calibri" w:cs="Calibri"/>
+              </w:rPr>
+            </w:pPr>
+            <w:r>
+              <w:rPr>
+                <w:rFonts w:ascii="Calibri" w:hAnsi="Calibri" w:cs="Calibri"/>
+              </w:rPr>
+              <w:t>Plain RNN</w:t>
+            </w:r>
+          </w:p>
+        </w:tc>
+        <w:tc>
+          <w:tcPr>
+            <w:tcW w:w="0" w:type="auto"/>
+            <w:vAlign w:val="center"/>
+            <w:hideMark/>
+          </w:tcPr>
+          <w:p>
+            <w:pPr>
+              <w:rPr>
+                <w:rFonts w:ascii="Calibri" w:hAnsi="Calibri" w:cs="Calibri"/>
+              </w:rPr>
+            </w:pPr>
+            <w:r>
+              <w:rPr>
+                <w:rFonts w:ascii="Calibri" w:hAnsi="Calibri" w:cs="Calibri"/>
+              </w:rPr>
+              <w:t>7.78e-03</w:t>
+            </w:r>
+          </w:p>
+        </w:tc>
+        <w:tc>
+          <w:tcPr>
+            <w:tcW w:w="0" w:type="auto"/>
+            <w:vAlign w:val="center"/>
+            <w:hideMark/>
+          </w:tcPr>
+          <w:p>
+            <w:pPr>
+              <w:rPr>
+                <w:rFonts w:ascii="Calibri" w:hAnsi="Calibri" w:cs="Calibri"/>
+              </w:rPr>
+            </w:pPr>
+            <w:r>
+              <w:rPr>
+                <w:rFonts w:ascii="Calibri" w:hAnsi="Calibri" w:cs="Calibri"/>
+              </w:rPr>
+              <w:t>1.98e-17</w:t>
+            </w:r>
+          </w:p>
+        </w:tc>
+      </w:tr>
+      <w:tr>
+        <w:trPr>
+          <w:tblCellSpacing w:w="15" w:type="dxa"/>
+        </w:trPr>
+        <w:tc>
+          <w:tcPr>
+            <w:tcW w:w="0" w:type="auto"/>
+            <w:vAlign w:val="center"/>
+            <w:hideMark/>
+          </w:tcPr>
+          <w:p>
+            <w:pPr>
+              <w:rPr>
+                <w:rFonts w:ascii="Calibri" w:hAnsi="Calibri" w:cs="Calibri"/>
+              </w:rPr>
+            </w:pPr>
+            <w:r>
+              <w:rPr>
+                <w:rFonts w:ascii="Calibri" w:hAnsi="Calibri" w:cs="Calibri"/>
+              </w:rPr>
+              <w:lastRenderedPageBreak/>
+              <w:t>Default LSTM</w:t>
+            </w:r>
+          </w:p>
+        </w:tc>
+        <w:tc>
+          <w:tcPr>
+            <w:tcW w:w="0" w:type="auto"/>
+            <w:vAlign w:val="center"/>
+            <w:hideMark/>
+          </w:tcPr>
+          <w:p>
+            <w:pPr>
+              <w:rPr>
+                <w:rFonts w:ascii="Calibri" w:hAnsi="Calibri" w:cs="Calibri"/>
+              </w:rPr>
+            </w:pPr>
+            <w:r>
+              <w:rPr>
+                <w:rFonts w:ascii="Calibri" w:hAnsi="Calibri" w:cs="Calibri"/>
+              </w:rPr>
+              <w:t>1.70e-03</w:t>
+            </w:r>
+          </w:p>
+        </w:tc>
+        <w:tc>
+          <w:tcPr>
+            <w:tcW w:w="0" w:type="auto"/>
+            <w:vAlign w:val="center"/>
+            <w:hideMark/>
+          </w:tcPr>
+          <w:p>
+            <w:pPr>
+              <w:rPr>
+                <w:rFonts w:ascii="Calibri" w:hAnsi="Calibri" w:cs="Calibri"/>
+              </w:rPr>
+            </w:pPr>
+            <w:r>
+              <w:rPr>
+                <w:rFonts w:ascii="Calibri" w:hAnsi="Calibri" w:cs="Calibri"/>
+              </w:rPr>
+              <w:t>1.12e-15</w:t>
+            </w:r>
+          </w:p>
+        </w:tc>
+      </w:tr>
+      <w:tr>
+        <w:trPr>
+          <w:tblCellSpacing w:w="15" w:type="dxa"/>
+        </w:trPr>
+        <w:tc>
+          <w:tcPr>
+            <w:tcW w:w="0" w:type="auto"/>
+            <w:vAlign w:val="center"/>
+            <w:hideMark/>
+          </w:tcPr>
+          <w:p>
+            <w:pPr>
+              <w:rPr>
+                <w:rFonts w:ascii="Calibri" w:hAnsi="Calibri" w:cs="Calibri"/>
+              </w:rPr>
+            </w:pPr>
+            <w:r>
+              <w:rPr>
+                <w:rFonts w:ascii="Calibri" w:hAnsi="Calibri" w:cs="Calibri"/>
+              </w:rPr>
+              <w:t>LSTM with bias 3</w:t>
+            </w:r>
+          </w:p>
+        </w:tc>
+        <w:tc>
+          <w:tcPr>
+            <w:tcW w:w="0" w:type="auto"/>
+            <w:vAlign w:val="center"/>
+            <w:hideMark/>
+          </w:tcPr>
+          <w:p>
+            <w:pPr>
+              <w:rPr>
+                <w:rFonts w:ascii="Calibri" w:hAnsi="Calibri" w:cs="Calibri"/>
+              </w:rPr>
+            </w:pPr>
+            <w:r>
+              <w:rPr>
+                <w:rFonts w:ascii="Calibri" w:hAnsi="Calibri" w:cs="Calibri"/>
+              </w:rPr>
+              <w:t>1.89e-03</w:t>
+            </w:r>
+          </w:p>
+        </w:tc>
+        <w:tc>
+          <w:tcPr>
+            <w:tcW w:w="0" w:type="auto"/>
+            <w:vAlign w:val="center"/>
+            <w:hideMark/>
+          </w:tcPr>
+          <w:p>
+            <w:pPr>
+              <w:rPr>
+                <w:rFonts w:ascii="Calibri" w:hAnsi="Calibri" w:cs="Calibri"/>
+              </w:rPr>
+            </w:pPr>
+            <w:r>
+              <w:rPr>
+                <w:rFonts w:ascii="Calibri" w:hAnsi="Calibri" w:cs="Calibri"/>
+              </w:rPr>
+              <w:t>6.75e-04</w:t>
+            </w:r>
+          </w:p>
+        </w:tc>
+      </w:tr>
+    </w:tbl>
+    <w:p>
+      <w:pPr>
+        <w:rPr>
+          <w:rFonts w:ascii="Calibri" w:hAnsi="Calibri" w:cs="Calibri"/>
+        </w:rPr>
+      </w:pPr>
+      <w:r>
+        <w:rPr>
+          <w:rFonts w:ascii="Calibri" w:hAnsi="Calibri" w:cs="Calibri"/>
+        </w:rPr>
+        <w:t>The gradient became extremely small at the earliest step for the plain RNN and default LSTM. The LSTM with forget-gate bias 3 maintained a much larger gradient.</w:t>
+      </w:r>
+    </w:p>
+    <w:p>
+      <w:pPr>
+        <w:rPr>
+          <w:rFonts w:ascii="Calibri" w:hAnsi="Calibri" w:cs="Calibri"/>
+        </w:rPr>
+      </w:pPr>
+      <w:r>
+        <w:rPr>
+          <w:rFonts w:ascii="Calibri" w:hAnsi="Calibri" w:cs="Calibri"/>
+        </w:rPr>
+        <w:t>This experiment demonstrates the vanishing-gradient problem and shows how forget-gate initialization can help preserve the learning signal in this task.</w:t>
+      </w:r>
+    </w:p>
+    <w:p>
+      <w:pPr>
+        <w:rPr>
+          <w:rFonts w:ascii="Calibri" w:hAnsi="Calibri" w:cs="Calibri"/>
+        </w:rPr>
+      </w:pPr>
+      <w:r>
+        <w:rPr>
+          <w:rFonts w:ascii="Calibri" w:hAnsi="Calibri" w:cs="Calibri"/>
+        </w:rPr>
+        <w:t>The measurements are saved in gradient_results.csv, and the graph is saved in figures/gradient_through_time.png.</w:t>
+      </w:r>
+    </w:p>
+    <w:p>
+      <w:pPr>
+        <w:rPr>
+          <w:rFonts w:ascii="Calibri" w:hAnsi="Calibri" w:cs="Calibri"/>
+          <w:b/>
+          <w:bCs/>
+        </w:rPr>
+      </w:pPr>
+      <w:r>
+        <w:rPr>
+          <w:rFonts w:ascii="Calibri" w:hAnsi="Calibri" w:cs="Calibri"/>
+          <w:b/>
+          <w:bCs/>
+        </w:rPr>
+        <w:t>Piece 3: Controlled Fixes</w:t>
+      </w:r>
+    </w:p>
+    <w:p>
+      <w:pPr>
+        <w:rPr>
+          <w:rFonts w:ascii="Calibri" w:hAnsi="Calibri" w:cs="Calibri"/>
+          <w:b/>
+          <w:bCs/>
+        </w:rPr>
+      </w:pPr>
+      <w:r>
+        <w:rPr>
+          <w:rFonts w:ascii="Calibri" w:hAnsi="Calibri" w:cs="Calibri"/>
+          <w:b/>
+          <w:bCs/>
+        </w:rPr>
+        <w:t>LSTM Forget-Gate Bias Sweep</w:t>
+      </w:r>
+    </w:p>
+    <w:p>
+      <w:pPr>
+        <w:rPr>
+          <w:rFonts w:ascii="Calibri" w:hAnsi="Calibri" w:cs="Calibri"/>
+        </w:rPr>
+      </w:pPr>
+      <w:r>
+        <w:rPr>
+          <w:rFonts w:ascii="Calibri" w:hAnsi="Calibri" w:cs="Calibri"/>
+        </w:rPr>
+        <w:t>I tested forget-gate bias values of 0, 1, 2, and 3 at sequence length 30. I used three random seeds for each setting.</w:t>
+      </w:r>
+    </w:p>
+    <w:tbl>
+      <w:tblPr>
+        <w:tblW w:w="0" w:type="auto"/>
+        <w:tblCellSpacing w:w="15" w:type="dxa"/>
+        <w:tblCellMar>
+          <w:top w:w="15" w:type="dxa"/>
+          <w:left w:w="15" w:type="dxa"/>
+          <w:bottom w:w="15" w:type="dxa"/>
+          <w:right w:w="15" w:type="dxa"/>
+        </w:tblCellMar>
+        <w:tblLook w:val="04A0" w:firstRow="1" w:lastRow="0" w:firstColumn="1" w:lastColumn="0" w:noHBand="0" w:noVBand="1"/>
+      </w:tblPr>
+      <w:tblGrid>
+        <w:gridCol w:w="1659"/>
+        <w:gridCol w:w="1568"/>
+      </w:tblGrid>
+      <w:tr>
+        <w:trPr>
+          <w:tblCellSpacing w:w="15" w:type="dxa"/>
+        </w:trPr>
+        <w:tc>
+          <w:tcPr>
+            <w:tcW w:w="0" w:type="auto"/>
+            <w:vAlign w:val="center"/>
+            <w:hideMark/>
+          </w:tcPr>
+          <w:p>
+            <w:pPr>
+              <w:rPr>
+                <w:rFonts w:ascii="Calibri" w:hAnsi="Calibri" w:cs="Calibri"/>
+                <w:b/>
+                <w:bCs/>
+              </w:rPr>
+            </w:pPr>
+            <w:r>
+              <w:rPr>
+                <w:rFonts w:ascii="Calibri" w:hAnsi="Calibri" w:cs="Calibri"/>
+                <w:b/>
+                <w:bCs/>
+              </w:rPr>
+              <w:t>Forget-gate bias</w:t>
+            </w:r>
+          </w:p>
+        </w:tc>
+        <w:tc>
+          <w:tcPr>
+            <w:tcW w:w="0" w:type="auto"/>
+            <w:vAlign w:val="center"/>
+            <w:hideMark/>
+          </w:tcPr>
+          <w:p>
+            <w:pPr>
+              <w:rPr>
+                <w:rFonts w:ascii="Calibri" w:hAnsi="Calibri" w:cs="Calibri"/>
+                <w:b/>
+                <w:bCs/>
+              </w:rPr>
+            </w:pPr>
+            <w:r>
+              <w:rPr>
+                <w:rFonts w:ascii="Calibri" w:hAnsi="Calibri" w:cs="Calibri"/>
+                <w:b/>
+                <w:bCs/>
+              </w:rPr>
+              <w:t>Mean accuracy</w:t>
+            </w:r>
+          </w:p>
+        </w:tc>
+      </w:tr>
+      <w:tr>
+        <w:trPr>
+          <w:tblCellSpacing w:w="15" w:type="dxa"/>
+        </w:trPr>
+        <w:tc>
+          <w:tcPr>
+            <w:tcW w:w="0" w:type="auto"/>
+            <w:vAlign w:val="center"/>
+            <w:hideMark/>
+          </w:tcPr>
+          <w:p>
+            <w:pPr>
+              <w:rPr>
+                <w:rFonts w:ascii="Calibri" w:hAnsi="Calibri" w:cs="Calibri"/>
+              </w:rPr>
+            </w:pPr>
+            <w:r>
+              <w:rPr>
+                <w:rFonts w:ascii="Calibri" w:hAnsi="Calibri" w:cs="Calibri"/>
+              </w:rPr>
+              <w:t>0</w:t>
+            </w:r>
+          </w:p>
+        </w:tc>
+        <w:tc>
+          <w:tcPr>
+            <w:tcW w:w="0" w:type="auto"/>
+            <w:vAlign w:val="center"/>
+            <w:hideMark/>
+          </w:tcPr>
+          <w:p>
+            <w:pPr>
+              <w:rPr>
+                <w:rFonts w:ascii="Calibri" w:hAnsi="Calibri" w:cs="Calibri"/>
+              </w:rPr>
+            </w:pPr>
+            <w:r>
+              <w:rPr>
+                <w:rFonts w:ascii="Calibri" w:hAnsi="Calibri" w:cs="Calibri"/>
+              </w:rPr>
+              <w:t>25.2%</w:t>
+            </w:r>
+          </w:p>
+        </w:tc>
+      </w:tr>
+      <w:tr>
+        <w:trPr>
+          <w:tblCellSpacing w:w="15" w:type="dxa"/>
+        </w:trPr>
+        <w:tc>
+          <w:tcPr>
+            <w:tcW w:w="0" w:type="auto"/>
+            <w:vAlign w:val="center"/>
+            <w:hideMark/>
+          </w:tcPr>
+          <w:p>
+            <w:pPr>
+              <w:rPr>
+                <w:rFonts w:ascii="Calibri" w:hAnsi="Calibri" w:cs="Calibri"/>
+              </w:rPr>
+            </w:pPr>
+            <w:r>
+              <w:rPr>
+                <w:rFonts w:ascii="Calibri" w:hAnsi="Calibri" w:cs="Calibri"/>
+              </w:rPr>
+              <w:t>1</w:t>
+            </w:r>
+          </w:p>
+        </w:tc>
+        <w:tc>
+          <w:tcPr>
+            <w:tcW w:w="0" w:type="auto"/>
+            <w:vAlign w:val="center"/>
+            <w:hideMark/>
+          </w:tcPr>
+          <w:p>
+            <w:pPr>
+              <w:rPr>
+                <w:rFonts w:ascii="Calibri" w:hAnsi="Calibri" w:cs="Calibri"/>
+              </w:rPr>
+            </w:pPr>
+            <w:r>
+              <w:rPr>
+                <w:rFonts w:ascii="Calibri" w:hAnsi="Calibri" w:cs="Calibri"/>
+              </w:rPr>
+              <w:t>66.4%</w:t>
+            </w:r>
+          </w:p>
+        </w:tc>
+      </w:tr>
+      <w:tr>
+        <w:trPr>
+          <w:tblCellSpacing w:w="15" w:type="dxa"/>
+        </w:trPr>
+        <w:tc>
+          <w:tcPr>
+            <w:tcW w:w="0" w:type="auto"/>
+            <w:vAlign w:val="center"/>
+            <w:hideMark/>
+          </w:tcPr>
+          <w:p>
+            <w:pPr>
+              <w:rPr>
+                <w:rFonts w:ascii="Calibri" w:hAnsi="Calibri" w:cs="Calibri"/>
+              </w:rPr>
+            </w:pPr>
+            <w:r>
+              <w:rPr>
+                <w:rFonts w:ascii="Calibri" w:hAnsi="Calibri" w:cs="Calibri"/>
+              </w:rPr>
+              <w:t>2</w:t>
+            </w:r>
+          </w:p>
+        </w:tc>
+        <w:tc>
+          <w:tcPr>
+            <w:tcW w:w="0" w:type="auto"/>
+            <w:vAlign w:val="center"/>
+            <w:hideMark/>
+          </w:tcPr>
+          <w:p>
+            <w:pPr>
+              <w:rPr>
+                <w:rFonts w:ascii="Calibri" w:hAnsi="Calibri" w:cs="Calibri"/>
+              </w:rPr>
+            </w:pPr>
+            <w:r>
+              <w:rPr>
+                <w:rFonts w:ascii="Calibri" w:hAnsi="Calibri" w:cs="Calibri"/>
+              </w:rPr>
+              <w:t>100%</w:t>
+            </w:r>
+          </w:p>
+        </w:tc>
+      </w:tr>
+      <w:tr>
+        <w:trPr>
+          <w:tblCellSpacing w:w="15" w:type="dxa"/>
+        </w:trPr>
+        <w:tc>
+          <w:tcPr>
+            <w:tcW w:w="0" w:type="auto"/>
+            <w:vAlign w:val="center"/>
+            <w:hideMark/>
+          </w:tcPr>
+          <w:p>
+            <w:pPr>
+              <w:rPr>
+                <w:rFonts w:ascii="Calibri" w:hAnsi="Calibri" w:cs="Calibri"/>
+              </w:rPr>
+            </w:pPr>
+            <w:r>
+              <w:rPr>
+                <w:rFonts w:ascii="Calibri" w:hAnsi="Calibri" w:cs="Calibri"/>
+              </w:rPr>
+              <w:t>3</w:t>
+            </w:r>
+          </w:p>
+        </w:tc>
+        <w:tc>
+          <w:tcPr>
+            <w:tcW w:w="0" w:type="auto"/>
+            <w:vAlign w:val="center"/>
+            <w:hideMark/>
+          </w:tcPr>
+          <w:p>
+            <w:pPr>
+              <w:rPr>
+                <w:rFonts w:ascii="Calibri" w:hAnsi="Calibri" w:cs="Calibri"/>
+              </w:rPr>
+            </w:pPr>
+            <w:r>
+              <w:rPr>
+                <w:rFonts w:ascii="Calibri" w:hAnsi="Calibri" w:cs="Calibri"/>
+              </w:rPr>
+              <w:t>100%</w:t>
+            </w:r>
+          </w:p>
+        </w:tc>
+      </w:tr>
+    </w:tbl>
+    <w:p>
+      <w:pPr>
+        <w:rPr>
+          <w:rFonts w:ascii="Calibri" w:hAnsi="Calibri" w:cs="Calibri"/>
+        </w:rPr>
+      </w:pPr>
+      <w:r>
+        <w:rPr>
+          <w:rFonts w:ascii="Calibri" w:hAnsi="Calibri" w:cs="Calibri"/>
+        </w:rPr>
+        <w:t>The model performed poorly with bias 0, improved with bias 1, and achieved 100% mean accuracy with biases 2 and 3.</w:t>
+      </w:r>
+    </w:p>
+    <w:p>
+      <w:pPr>
+        <w:rPr>
+          <w:rFonts w:ascii="Calibri" w:hAnsi="Calibri" w:cs="Calibri"/>
+        </w:rPr>
+      </w:pPr>
+      <w:r>
+        <w:rPr>
+          <w:rFonts w:ascii="Calibri" w:hAnsi="Calibri" w:cs="Calibri"/>
+        </w:rPr>
+        <w:t>These results suggest that a higher forget-gate bias helped the LSTM retain useful information in this experiment.</w:t>
+      </w:r>
+    </w:p>
+    <w:p>
+      <w:pPr>
+        <w:rPr>
+          <w:rFonts w:ascii="Calibri" w:hAnsi="Calibri" w:cs="Calibri"/>
+          <w:b/>
+          <w:bCs/>
+        </w:rPr>
+      </w:pPr>
+      <w:r>
+        <w:rPr>
+          <w:rFonts w:ascii="Calibri" w:hAnsi="Calibri" w:cs="Calibri"/>
+          <w:b/>
+          <w:bCs/>
+        </w:rPr>
+        <w:t>Gradient Clipping Comparison</w:t>
+      </w:r>
+    </w:p>
+    <w:p>
+      <w:pPr>
+        <w:rPr>
+          <w:rFonts w:ascii="Calibri" w:hAnsi="Calibri" w:cs="Calibri"/>
+        </w:rPr>
+      </w:pPr>
+      <w:r>
+        <w:rPr>
+          <w:rFonts w:ascii="Calibri" w:hAnsi="Calibri" w:cs="Calibri"/>
+        </w:rPr>
+        <w:t>Before running the experiment, I predicted that gradient clipping would limit excessively large gradients but would not necessarily solve vanishing gradients.</w:t>
+      </w:r>
+    </w:p>
+    <w:p>
+      <w:pPr>
+        <w:rPr>
+          <w:rFonts w:ascii="Calibri" w:hAnsi="Calibri" w:cs="Calibri"/>
+        </w:rPr>
+      </w:pPr>
+      <w:r>
+        <w:rPr>
+          <w:rFonts w:ascii="Calibri" w:hAnsi="Calibri" w:cs="Calibri"/>
+        </w:rPr>
+        <w:t>I compared the plain RNN at sequence length 30 with clipping enabled and disabled, using three seeds.</w:t>
+      </w:r>
+    </w:p>
+    <w:tbl>
+      <w:tblPr>
+        <w:tblW w:w="0" w:type="auto"/>
+        <w:tblCellSpacing w:w="15" w:type="dxa"/>
+        <w:tblCellMar>
+          <w:top w:w="15" w:type="dxa"/>
+          <w:left w:w="15" w:type="dxa"/>
+          <w:bottom w:w="15" w:type="dxa"/>
+          <w:right w:w="15" w:type="dxa"/>
+        </w:tblCellMar>
+        <w:tblLook w:val="04A0" w:firstRow="1" w:lastRow="0" w:firstColumn="1" w:lastColumn="0" w:noHBand="0" w:noVBand="1"/>
+      </w:tblPr>
+      <w:tblGrid>
+        <w:gridCol w:w="1731"/>
+        <w:gridCol w:w="1568"/>
+      </w:tblGrid>
+      <w:tr>
+        <w:trPr>
+          <w:tblCellSpacing w:w="15" w:type="dxa"/>
+        </w:trPr>
+        <w:tc>
+          <w:tcPr>
+            <w:tcW w:w="0" w:type="auto"/>
+            <w:vAlign w:val="center"/>
+            <w:hideMark/>
+          </w:tcPr>
+          <w:p>
+            <w:pPr>
+              <w:rPr>
+                <w:rFonts w:ascii="Calibri" w:hAnsi="Calibri" w:cs="Calibri"/>
+                <w:b/>
+                <w:bCs/>
+              </w:rPr>
+            </w:pPr>
+            <w:r>
+              <w:rPr>
+                <w:rFonts w:ascii="Calibri" w:hAnsi="Calibri" w:cs="Calibri"/>
+                <w:b/>
+                <w:bCs/>
+              </w:rPr>
+              <w:t>Setting</w:t>
+            </w:r>
+          </w:p>
+        </w:tc>
+        <w:tc>
+          <w:tcPr>
+            <w:tcW w:w="0" w:type="auto"/>
+            <w:vAlign w:val="center"/>
+            <w:hideMark/>
+          </w:tcPr>
+          <w:p>
+            <w:pPr>
+              <w:rPr>
+                <w:rFonts w:ascii="Calibri" w:hAnsi="Calibri" w:cs="Calibri"/>
+                <w:b/>
+                <w:bCs/>
+              </w:rPr>
+            </w:pPr>
+            <w:r>
+              <w:rPr>
+                <w:rFonts w:ascii="Calibri" w:hAnsi="Calibri" w:cs="Calibri"/>
+                <w:b/>
+                <w:bCs/>
+              </w:rPr>
+              <w:t>Mean accuracy</w:t>
+            </w:r>
+          </w:p>
+        </w:tc>
+      </w:tr>
+      <w:tr>
+        <w:trPr>
+          <w:tblCellSpacing w:w="15" w:type="dxa"/>
+        </w:trPr>
+        <w:tc>
+          <w:tcPr>
+            <w:tcW w:w="0" w:type="auto"/>
+            <w:vAlign w:val="center"/>
+            <w:hideMark/>
+          </w:tcPr>
+          <w:p>
+            <w:pPr>
+              <w:rPr>
+                <w:rFonts w:ascii="Calibri" w:hAnsi="Calibri" w:cs="Calibri"/>
+              </w:rPr>
+            </w:pPr>
+            <w:r>
+              <w:rPr>
+                <w:rFonts w:ascii="Calibri" w:hAnsi="Calibri" w:cs="Calibri"/>
+              </w:rPr>
+              <w:lastRenderedPageBreak/>
+              <w:t>Clipping enabled</w:t>
+            </w:r>
+          </w:p>
+        </w:tc>
+        <w:tc>
+          <w:tcPr>
+            <w:tcW w:w="0" w:type="auto"/>
+            <w:vAlign w:val="center"/>
+            <w:hideMark/>
+          </w:tcPr>
+          <w:p>
+            <w:pPr>
+              <w:rPr>
+                <w:rFonts w:ascii="Calibri" w:hAnsi="Calibri" w:cs="Calibri"/>
+              </w:rPr>
+            </w:pPr>
+            <w:r>
+              <w:rPr>
+                <w:rFonts w:ascii="Calibri" w:hAnsi="Calibri" w:cs="Calibri"/>
+              </w:rPr>
+              <w:t>25.4%</w:t>
+            </w:r>
+          </w:p>
+        </w:tc>
+      </w:tr>
+      <w:tr>
+        <w:trPr>
+          <w:tblCellSpacing w:w="15" w:type="dxa"/>
+        </w:trPr>
+        <w:tc>
+          <w:tcPr>
+            <w:tcW w:w="0" w:type="auto"/>
+            <w:vAlign w:val="center"/>
+            <w:hideMark/>
+          </w:tcPr>
+          <w:p>
+            <w:pPr>
+              <w:rPr>
+                <w:rFonts w:ascii="Calibri" w:hAnsi="Calibri" w:cs="Calibri"/>
+              </w:rPr>
+            </w:pPr>
+            <w:r>
+              <w:rPr>
+                <w:rFonts w:ascii="Calibri" w:hAnsi="Calibri" w:cs="Calibri"/>
+              </w:rPr>
+              <w:t>Clipping disabled</w:t>
+            </w:r>
+          </w:p>
+        </w:tc>
+        <w:tc>
+          <w:tcPr>
+            <w:tcW w:w="0" w:type="auto"/>
+            <w:vAlign w:val="center"/>
+            <w:hideMark/>
+          </w:tcPr>
+          <w:p>
+            <w:pPr>
+              <w:rPr>
+                <w:rFonts w:ascii="Calibri" w:hAnsi="Calibri" w:cs="Calibri"/>
+              </w:rPr>
+            </w:pPr>
+            <w:r>
+              <w:rPr>
+                <w:rFonts w:ascii="Calibri" w:hAnsi="Calibri" w:cs="Calibri"/>
+              </w:rPr>
+              <w:t>25.4%</w:t>
+            </w:r>
+          </w:p>
+        </w:tc>
+      </w:tr>
+    </w:tbl>
+    <w:p>
+      <w:pPr>
+        <w:rPr>
+          <w:rFonts w:ascii="Calibri" w:hAnsi="Calibri" w:cs="Calibri"/>
+        </w:rPr>
+      </w:pPr>
+      <w:r>
+        <w:rPr>
+          <w:rFonts w:ascii="Calibri" w:hAnsi="Calibri" w:cs="Calibri"/>
+        </w:rPr>
+        <w:t>Both settings produced the same mean accuracy. Gradient clipping did not improve recall in this experiment.</w:t>
+      </w:r>
+    </w:p>
+    <w:p>
+      <w:pPr>
+        <w:rPr>
+          <w:rFonts w:ascii="Calibri" w:hAnsi="Calibri" w:cs="Calibri"/>
+        </w:rPr>
+      </w:pPr>
+      <w:r>
+        <w:rPr>
+          <w:rFonts w:ascii="Calibri" w:hAnsi="Calibri" w:cs="Calibri"/>
+        </w:rPr>
+        <w:t>The results are saved in fixes_results.csv.</w:t>
+      </w:r>
+    </w:p>
+    <w:p>
+      <w:pPr>
+        <w:rPr>
+          <w:rFonts w:ascii="Calibri" w:hAnsi="Calibri" w:cs="Calibri"/>
+          <w:b/>
+          <w:bCs/>
+        </w:rPr>
+      </w:pPr>
+      <w:r>
+        <w:rPr>
+          <w:rFonts w:ascii="Calibri" w:hAnsi="Calibri" w:cs="Calibri"/>
+          <w:b/>
+          <w:bCs/>
+        </w:rPr>
+        <w:t>Piece 4: Computation Time</w:t>
+      </w:r>
+    </w:p>
+    <w:p>
+      <w:pPr>
+        <w:rPr>
+          <w:rFonts w:ascii="Calibri" w:hAnsi="Calibri" w:cs="Calibri"/>
+        </w:rPr>
+      </w:pPr>
+      <w:r>
+        <w:rPr>
+          <w:rFonts w:ascii="Calibri" w:hAnsi="Calibri" w:cs="Calibri"/>
+        </w:rPr>
+        <w:t>I measured the LSTM forward and backward pass at sequence lengths of 50, 100, 200, and 400. The experiment uses a hidden size of 32 and a batch size of 16.</w:t>
+      </w:r>
+    </w:p>
+    <w:p>
+      <w:pPr>
+        <w:rPr>
+          <w:rFonts w:ascii="Calibri" w:hAnsi="Calibri" w:cs="Calibri"/>
+        </w:rPr>
+      </w:pPr>
+      <w:r>
+        <w:rPr>
+          <w:rFonts w:ascii="Calibri" w:hAnsi="Calibri" w:cs="Calibri"/>
+        </w:rPr>
+        <w:t>For each sequence length, I perform two warm-up passes, measure three runs, and record the best time.</w:t>
+      </w:r>
+    </w:p>
+    <w:p>
+      <w:pPr>
+        <w:rPr>
+          <w:rFonts w:ascii="Calibri" w:hAnsi="Calibri" w:cs="Calibri"/>
+          <w:b/>
+          <w:bCs/>
+        </w:rPr>
+      </w:pPr>
+      <w:r>
+        <w:rPr>
+          <w:rFonts w:ascii="Calibri" w:hAnsi="Calibri" w:cs="Calibri"/>
+          <w:b/>
+          <w:bCs/>
+        </w:rPr>
+        <w:t>Results</w:t>
+      </w:r>
+    </w:p>
+    <w:p>
+      <w:pPr>
+        <w:rPr>
+          <w:rFonts w:ascii="Calibri" w:hAnsi="Calibri" w:cs="Calibri"/>
+        </w:rPr>
+      </w:pPr>
+      <w:r>
+        <w:rPr>
+          <w:rFonts w:ascii="Calibri" w:hAnsi="Calibri" w:cs="Calibri"/>
+          <w:b/>
+          <w:bCs/>
+        </w:rPr>
+        <w:t>To be completed after the timing experiment runs successfully.</w:t>
+      </w:r>
+    </w:p>
+    <w:p>
+      <w:pPr>
+        <w:rPr>
+          <w:rFonts w:ascii="Calibri" w:hAnsi="Calibri" w:cs="Calibri"/>
+          <w:b/>
+          <w:bCs/>
+        </w:rPr>
+      </w:pPr>
+      <w:r>
+        <w:rPr>
+          <w:rFonts w:ascii="Calibri" w:hAnsi="Calibri" w:cs="Calibri"/>
+          <w:b/>
+          <w:bCs/>
+        </w:rPr>
+        <w:t>Discussion</w:t>
+      </w:r>
+    </w:p>
+    <w:p>
+      <w:pPr>
+        <w:rPr>
+          <w:rFonts w:ascii="Calibri" w:hAnsi="Calibri" w:cs="Calibri"/>
+        </w:rPr>
+      </w:pPr>
+      <w:r>
+        <w:rPr>
+          <w:rFonts w:ascii="Calibri" w:hAnsi="Calibri" w:cs="Calibri"/>
+        </w:rPr>
+        <w:t>Longer sequences generally require more computation because the recurrent model processes more time steps. The actual timing measurements will show how computation time changes for the tested sequence lengths on my computer.</w:t>
+      </w:r>
+    </w:p>
+    <w:p>
+      <w:pPr>
+        <w:rPr>
+          <w:rFonts w:ascii="Calibri" w:hAnsi="Calibri" w:cs="Calibri"/>
+          <w:b/>
+          <w:bCs/>
+        </w:rPr>
+      </w:pPr>
+      <w:r>
+        <w:rPr>
+          <w:rFonts w:ascii="Calibri" w:hAnsi="Calibri" w:cs="Calibri"/>
+          <w:b/>
+          <w:bCs/>
+        </w:rPr>
+        <w:t>Overall Conclusion</w:t>
+      </w:r>
+    </w:p>
+    <w:p>
+      <w:pPr>
+        <w:rPr>
+          <w:rFonts w:ascii="Calibri" w:hAnsi="Calibri" w:cs="Calibri"/>
+        </w:rPr>
+      </w:pPr>
+      <w:r>
+        <w:rPr>
+          <w:rFonts w:ascii="Calibri" w:hAnsi="Calibri" w:cs="Calibri"/>
+        </w:rPr>
+        <w:t>This lab helped me understand how recurrent neural networks process sequential information and why remembering earlier information can be difficult.</w:t>
+      </w:r>
+    </w:p>
+    <w:p>
+      <w:pPr>
+        <w:rPr>
+          <w:rFonts w:ascii="Calibri" w:hAnsi="Calibri" w:cs="Calibri"/>
+        </w:rPr>
+      </w:pPr>
+      <w:r>
+        <w:rPr>
+          <w:rFonts w:ascii="Calibri" w:hAnsi="Calibri" w:cs="Calibri"/>
+        </w:rPr>
+        <w:t>The benchmark and gradient experiments showed that the plain RNN and default LSTM struggled with longer sequences in this recall task. Increasing the LSTM forget-gate bias improved accuracy and helped preserve gradients. Gradient clipping did not improve the plain RNN's recall accuracy in the tested experiment.</w:t>
+      </w:r>
+    </w:p>
+    <w:p>
+      <w:pPr>
+        <w:rPr>
+          <w:rFonts w:ascii="Calibri" w:hAnsi="Calibri" w:cs="Calibri"/>
+        </w:rPr>
+      </w:pPr>
+      <w:r>
+        <w:rPr>
+          <w:rFonts w:ascii="Calibri" w:hAnsi="Calibri" w:cs="Calibri"/>
+        </w:rPr>
+        <w:t>The timing experiment will help me understand the computational cost of processing longer sequences.</w:t>
+      </w:r>
+    </w:p>
+    <w:p>
+      <w:pPr>
+        <w:rPr>
+          <w:rFonts w:ascii="Calibri" w:hAnsi="Calibri" w:cs="Calibri"/>
+        </w:rPr>
+      </w:pPr>
+      <w:r>
+        <w:rPr>
+          <w:rFonts w:ascii="Calibri" w:hAnsi="Calibri" w:cs="Calibri"/>
+        </w:rPr>
+        <w:t>These results apply to the experiments and settings tested in this lab; they do not mean that one model or parameter setting is always best for every problem.</w:t>
+      </w:r>
+    </w:p>
+    <w:p>
+      <w:pPr>
+        <w:rPr>
+          <w:rFonts w:ascii="Calibri" w:hAnsi="Calibri" w:cs="Calibri"/>
+          <w:b/>
+          <w:bCs/>
+        </w:rPr>
+      </w:pPr>
+      <w:r>
+        <w:rPr>
+          <w:rFonts w:ascii="Calibri" w:hAnsi="Calibri" w:cs="Calibri"/>
+          <w:b/>
+          <w:bCs/>
+        </w:rPr>
+        <w:t>How to Run the Experiments</w:t>
+      </w:r>
+    </w:p>
+    <w:p>
+      <w:pPr>
+        <w:rPr>
+          <w:rFonts w:ascii="Calibri" w:hAnsi="Calibri" w:cs="Calibri"/>
+        </w:rPr>
+      </w:pPr>
+      <w:r>
+        <w:rPr>
+          <w:rFonts w:ascii="Calibri" w:hAnsi="Calibri" w:cs="Calibri"/>
+        </w:rPr>
+        <w:t>Run these commands from the project folder after installing the dependencies:</w:t>
+      </w:r>
     </w:p>
     <w:p>
       <w:pPr>
@@ -735,742 +1785,102 @@
           <w:rFonts w:ascii="Calibri" w:hAnsi="Calibri" w:cs="Calibri"/>
         </w:rPr>
         <w:lastRenderedPageBreak/>
-        <w:t xml:space="preserve">The gradient measurements are saved in gradient_results.csv. </w:t>
-      </w:r>
-    </w:p>
-    <w:p>
-      <w:pPr>
-        <w:rPr>
-          <w:rFonts w:ascii="Calibri" w:hAnsi="Calibri" w:cs="Calibri"/>
-        </w:rPr>
-      </w:pPr>
-      <w:r>
-        <w:rPr>
-          <w:rFonts w:ascii="Calibri" w:hAnsi="Calibri" w:cs="Calibri"/>
-        </w:rPr>
-        <w:t>gradient_through_time</w:t>
-      </w:r>
-      <w:r>
-        <w:rPr>
-          <w:rFonts w:ascii="Calibri" w:hAnsi="Calibri" w:cs="Calibri"/>
-        </w:rPr>
-        <w:t xml:space="preserve"> Graph</w:t>
-      </w:r>
-      <w:r>
-        <w:rPr>
-          <w:rFonts w:ascii="Calibri" w:hAnsi="Calibri" w:cs="Calibri"/>
-        </w:rPr>
-        <w:t>:</w:t>
-      </w:r>
-      <w:r>
-        <w:rPr>
-          <w:rFonts w:ascii="Calibri" w:hAnsi="Calibri" w:cs="Calibri"/>
-        </w:rPr>
-        <w:t xml:space="preserve"> </w:t>
-      </w:r>
-    </w:p>
-    <w:p>
-      <w:pPr>
-        <w:rPr>
-          <w:rFonts w:ascii="Calibri" w:hAnsi="Calibri" w:cs="Calibri"/>
-        </w:rPr>
-      </w:pPr>
-      <w:r>
-        <w:rPr>
-          <w:noProof/>
-        </w:rPr>
-        <w:drawing>
-          <wp:inline distT="0" distB="0" distL="0" distR="0" wp14:anchorId="6F8A8F18" wp14:editId="0EB6D3E2">
-            <wp:extent cx="5943600" cy="3566160"/>
-            <wp:effectExtent l="0" t="0" r="0" b="0"/>
-            <wp:docPr id="194604878" name="Picture 1"/>
-            <wp:cNvGraphicFramePr>
-              <a:graphicFrameLocks xmlns:a="http://schemas.openxmlformats.org/drawingml/2006/main" noChangeAspect="1"/>
-            </wp:cNvGraphicFramePr>
-            <a:graphic xmlns:a="http://schemas.openxmlformats.org/drawingml/2006/main">
-              <a:graphicData uri="http://schemas.openxmlformats.org/drawingml/2006/picture">
-                <pic:pic xmlns:pic="http://schemas.openxmlformats.org/drawingml/2006/picture">
-                  <pic:nvPicPr>
-                    <pic:cNvPr id="0" name="Picture 1"/>
-                    <pic:cNvPicPr>
-                      <a:picLocks noChangeAspect="1" noChangeArrowheads="1"/>
-                    </pic:cNvPicPr>
-                  </pic:nvPicPr>
-                  <pic:blipFill>
-                    <a:blip r:embed="rId5" cstate="print">
-                      <a:extLst>
-                        <a:ext uri="{28A0092B-C50C-407E-A947-70E740481C1C}">
-                          <a14:useLocalDpi xmlns:a14="http://schemas.microsoft.com/office/drawing/2010/main" val="0"/>
-                        </a:ext>
-                      </a:extLst>
-                    </a:blip>
-                    <a:srcRect/>
-                    <a:stretch>
-                      <a:fillRect/>
-                    </a:stretch>
-                  </pic:blipFill>
-                  <pic:spPr bwMode="auto">
-                    <a:xfrm>
-                      <a:off x="0" y="0"/>
-                      <a:ext cx="5943600" cy="3566160"/>
-                    </a:xfrm>
-                    <a:prstGeom prst="rect">
-                      <a:avLst/>
-                    </a:prstGeom>
-                    <a:noFill/>
-                    <a:ln>
-                      <a:noFill/>
-                    </a:ln>
-                  </pic:spPr>
-                </pic:pic>
-              </a:graphicData>
-            </a:graphic>
-          </wp:inline>
-        </w:drawing>
-      </w:r>
-    </w:p>
-    <w:p>
-      <w:pPr>
-        <w:rPr>
-          <w:rFonts w:ascii="Calibri" w:hAnsi="Calibri" w:cs="Calibri"/>
-        </w:rPr>
-      </w:pPr>
-      <w:r>
-        <w:rPr>
-          <w:rFonts w:ascii="Calibri" w:hAnsi="Calibri" w:cs="Calibri"/>
-        </w:rPr>
-        <w:t>Conclusion</w:t>
-      </w:r>
-    </w:p>
-    <w:p>
-      <w:pPr>
-        <w:rPr>
-          <w:rFonts w:ascii="Calibri" w:hAnsi="Calibri" w:cs="Calibri"/>
-        </w:rPr>
-      </w:pPr>
-      <w:r>
-        <w:rPr>
-          <w:rFonts w:ascii="Calibri" w:hAnsi="Calibri" w:cs="Calibri"/>
-        </w:rPr>
-        <w:t>The gradients became very small for the plain RNN and default LSTM when moving further back in the sequence. The LSTM with forget</w:t>
-      </w:r>
-      <w:r>
-        <w:rPr>
-          <w:rFonts w:ascii="Calibri" w:hAnsi="Calibri" w:cs="Calibri"/>
-        </w:rPr>
-        <w:t xml:space="preserve"> </w:t>
-      </w:r>
-      <w:r>
-        <w:rPr>
-          <w:rFonts w:ascii="Calibri" w:hAnsi="Calibri" w:cs="Calibri"/>
-        </w:rPr>
-        <w:t>gate bias 3 maintained larger gradients, which helped it learn information from earlier time steps.</w:t>
-      </w:r>
-    </w:p>
-    <w:p>
-      <w:pPr>
-        <w:rPr>
-          <w:rFonts w:ascii="Calibri" w:hAnsi="Calibri" w:cs="Calibri"/>
-        </w:rPr>
-      </w:pPr>
-      <w:r>
-        <w:rPr>
-          <w:rFonts w:ascii="Calibri" w:hAnsi="Calibri" w:cs="Calibri"/>
-        </w:rPr>
-        <w:t>Piece 3: Controlled Fixes</w:t>
-      </w:r>
-    </w:p>
-    <w:p>
-      <w:pPr>
-        <w:rPr>
-          <w:rFonts w:ascii="Calibri" w:hAnsi="Calibri" w:cs="Calibri"/>
-        </w:rPr>
-      </w:pPr>
-      <w:r>
-        <w:rPr>
-          <w:rFonts w:ascii="Calibri" w:hAnsi="Calibri" w:cs="Calibri"/>
-        </w:rPr>
-        <w:t>LSTM Forget-Gate Bias Sweep</w:t>
-      </w:r>
-    </w:p>
-    <w:p>
-      <w:pPr>
-        <w:rPr>
-          <w:rFonts w:ascii="Calibri" w:hAnsi="Calibri" w:cs="Calibri"/>
-        </w:rPr>
-      </w:pPr>
-      <w:r>
-        <w:rPr>
-          <w:rFonts w:ascii="Calibri" w:hAnsi="Calibri" w:cs="Calibri"/>
-        </w:rPr>
-        <w:t>I tested forget-gate biases of 0, 1, 2, and 3 at sequence length 30 using three random seeds.</w:t>
-      </w:r>
-    </w:p>
-    <w:p>
-      <w:pPr>
-        <w:rPr>
-          <w:rFonts w:ascii="Calibri" w:hAnsi="Calibri" w:cs="Calibri"/>
-        </w:rPr>
-      </w:pPr>
-      <w:r>
-        <w:rPr>
-          <w:rFonts w:ascii="Calibri" w:hAnsi="Calibri" w:cs="Calibri"/>
-        </w:rPr>
-        <w:t>Forget-Gate Bias</w:t>
-      </w:r>
-      <w:r>
-        <w:rPr>
-          <w:rFonts w:ascii="Calibri" w:hAnsi="Calibri" w:cs="Calibri"/>
-        </w:rPr>
-        <w:tab/>
-        <w:t>Mean Accuracy</w:t>
-      </w:r>
-    </w:p>
-    <w:p>
-      <w:pPr>
-        <w:rPr>
-          <w:rFonts w:ascii="Calibri" w:hAnsi="Calibri" w:cs="Calibri"/>
-        </w:rPr>
-      </w:pPr>
-      <w:r>
-        <w:rPr>
-          <w:rFonts w:ascii="Calibri" w:hAnsi="Calibri" w:cs="Calibri"/>
-        </w:rPr>
-        <w:t>0</w:t>
-      </w:r>
-      <w:r>
-        <w:rPr>
-          <w:rFonts w:ascii="Calibri" w:hAnsi="Calibri" w:cs="Calibri"/>
-        </w:rPr>
-        <w:tab/>
-      </w:r>
-      <w:r>
-        <w:rPr>
-          <w:rFonts w:ascii="Calibri" w:hAnsi="Calibri" w:cs="Calibri"/>
-        </w:rPr>
-        <w:tab/>
-      </w:r>
-      <w:r>
-        <w:rPr>
-          <w:rFonts w:ascii="Calibri" w:hAnsi="Calibri" w:cs="Calibri"/>
-        </w:rPr>
-        <w:tab/>
-      </w:r>
-      <w:r>
-        <w:rPr>
-          <w:rFonts w:ascii="Calibri" w:hAnsi="Calibri" w:cs="Calibri"/>
-        </w:rPr>
-        <w:t>25.2%</w:t>
-      </w:r>
-    </w:p>
-    <w:p>
-      <w:pPr>
-        <w:rPr>
-          <w:rFonts w:ascii="Calibri" w:hAnsi="Calibri" w:cs="Calibri"/>
-        </w:rPr>
-      </w:pPr>
-      <w:r>
-        <w:rPr>
-          <w:rFonts w:ascii="Calibri" w:hAnsi="Calibri" w:cs="Calibri"/>
-        </w:rPr>
-        <w:t>1</w:t>
-      </w:r>
-      <w:r>
-        <w:rPr>
-          <w:rFonts w:ascii="Calibri" w:hAnsi="Calibri" w:cs="Calibri"/>
-        </w:rPr>
-        <w:tab/>
-      </w:r>
-      <w:r>
-        <w:rPr>
-          <w:rFonts w:ascii="Calibri" w:hAnsi="Calibri" w:cs="Calibri"/>
-        </w:rPr>
-        <w:tab/>
-      </w:r>
-      <w:r>
-        <w:rPr>
-          <w:rFonts w:ascii="Calibri" w:hAnsi="Calibri" w:cs="Calibri"/>
-        </w:rPr>
-        <w:tab/>
-      </w:r>
-      <w:r>
-        <w:rPr>
-          <w:rFonts w:ascii="Calibri" w:hAnsi="Calibri" w:cs="Calibri"/>
-        </w:rPr>
-        <w:t>66.4%</w:t>
-      </w:r>
-    </w:p>
-    <w:p>
-      <w:pPr>
-        <w:rPr>
-          <w:rFonts w:ascii="Calibri" w:hAnsi="Calibri" w:cs="Calibri"/>
-        </w:rPr>
-      </w:pPr>
-      <w:r>
-        <w:rPr>
-          <w:rFonts w:ascii="Calibri" w:hAnsi="Calibri" w:cs="Calibri"/>
-        </w:rPr>
-        <w:t>2</w:t>
-      </w:r>
-      <w:r>
-        <w:rPr>
-          <w:rFonts w:ascii="Calibri" w:hAnsi="Calibri" w:cs="Calibri"/>
-        </w:rPr>
-        <w:tab/>
-      </w:r>
-      <w:r>
-        <w:rPr>
-          <w:rFonts w:ascii="Calibri" w:hAnsi="Calibri" w:cs="Calibri"/>
-        </w:rPr>
-        <w:tab/>
-      </w:r>
-      <w:r>
-        <w:rPr>
-          <w:rFonts w:ascii="Calibri" w:hAnsi="Calibri" w:cs="Calibri"/>
-        </w:rPr>
-        <w:tab/>
-      </w:r>
-      <w:r>
-        <w:rPr>
-          <w:rFonts w:ascii="Calibri" w:hAnsi="Calibri" w:cs="Calibri"/>
-        </w:rPr>
-        <w:t>100%</w:t>
-      </w:r>
-    </w:p>
-    <w:p>
-      <w:pPr>
-        <w:rPr>
-          <w:rFonts w:ascii="Calibri" w:hAnsi="Calibri" w:cs="Calibri"/>
-        </w:rPr>
-      </w:pPr>
-      <w:r>
-        <w:rPr>
-          <w:rFonts w:ascii="Calibri" w:hAnsi="Calibri" w:cs="Calibri"/>
-        </w:rPr>
-        <w:t>3</w:t>
-      </w:r>
-      <w:r>
-        <w:rPr>
-          <w:rFonts w:ascii="Calibri" w:hAnsi="Calibri" w:cs="Calibri"/>
-        </w:rPr>
-        <w:tab/>
-      </w:r>
-      <w:r>
-        <w:rPr>
-          <w:rFonts w:ascii="Calibri" w:hAnsi="Calibri" w:cs="Calibri"/>
-        </w:rPr>
-        <w:tab/>
-      </w:r>
-      <w:r>
-        <w:rPr>
-          <w:rFonts w:ascii="Calibri" w:hAnsi="Calibri" w:cs="Calibri"/>
-        </w:rPr>
-        <w:tab/>
-      </w:r>
-      <w:r>
-        <w:rPr>
-          <w:rFonts w:ascii="Calibri" w:hAnsi="Calibri" w:cs="Calibri"/>
-        </w:rPr>
-        <w:t>100%</w:t>
-      </w:r>
-    </w:p>
-    <w:p>
-      <w:pPr>
-        <w:rPr>
-          <w:rFonts w:ascii="Calibri" w:hAnsi="Calibri" w:cs="Calibri"/>
-        </w:rPr>
-      </w:pPr>
-      <w:r>
-        <w:rPr>
-          <w:rFonts w:ascii="Calibri" w:hAnsi="Calibri" w:cs="Calibri"/>
-        </w:rPr>
-        <w:lastRenderedPageBreak/>
-        <w:t>The results show that increasing the forget-gate bias improved accuracy in this experiment. Biases of 2 and 3 achieved 100% mean accuracy.</w:t>
-      </w:r>
-    </w:p>
-    <w:p>
-      <w:pPr>
-        <w:rPr>
-          <w:rFonts w:ascii="Calibri" w:hAnsi="Calibri" w:cs="Calibri"/>
-        </w:rPr>
-      </w:pPr>
-      <w:r>
-        <w:rPr>
-          <w:rFonts w:ascii="Calibri" w:hAnsi="Calibri" w:cs="Calibri"/>
-        </w:rPr>
-        <w:t>Gradient Clipping Comparison</w:t>
-      </w:r>
-    </w:p>
-    <w:p>
-      <w:pPr>
-        <w:rPr>
-          <w:rFonts w:ascii="Calibri" w:hAnsi="Calibri" w:cs="Calibri"/>
-        </w:rPr>
-      </w:pPr>
-      <w:r>
-        <w:rPr>
-          <w:rFonts w:ascii="Calibri" w:hAnsi="Calibri" w:cs="Calibri"/>
-        </w:rPr>
-        <w:t>I compared the plain RNN at sequence length 30 using three random seeds.</w:t>
-      </w:r>
-    </w:p>
-    <w:p>
-      <w:pPr>
-        <w:rPr>
-          <w:rFonts w:ascii="Calibri" w:hAnsi="Calibri" w:cs="Calibri"/>
-        </w:rPr>
-      </w:pPr>
-      <w:r>
-        <w:rPr>
-          <w:rFonts w:ascii="Calibri" w:hAnsi="Calibri" w:cs="Calibri"/>
-        </w:rPr>
-        <w:t>Experiment</w:t>
-      </w:r>
-      <w:r>
-        <w:rPr>
-          <w:rFonts w:ascii="Calibri" w:hAnsi="Calibri" w:cs="Calibri"/>
-        </w:rPr>
-        <w:tab/>
-        <w:t>Mean Accuracy</w:t>
-      </w:r>
-    </w:p>
-    <w:p>
-      <w:pPr>
-        <w:rPr>
-          <w:rFonts w:ascii="Calibri" w:hAnsi="Calibri" w:cs="Calibri"/>
-        </w:rPr>
-      </w:pPr>
-      <w:r>
-        <w:rPr>
-          <w:rFonts w:ascii="Calibri" w:hAnsi="Calibri" w:cs="Calibri"/>
-        </w:rPr>
-        <w:t>Clipping Enabled</w:t>
-      </w:r>
-      <w:r>
-        <w:rPr>
-          <w:rFonts w:ascii="Calibri" w:hAnsi="Calibri" w:cs="Calibri"/>
-        </w:rPr>
-        <w:tab/>
-        <w:t>25.4%</w:t>
-      </w:r>
-    </w:p>
-    <w:p>
-      <w:pPr>
-        <w:rPr>
-          <w:rFonts w:ascii="Calibri" w:hAnsi="Calibri" w:cs="Calibri"/>
-        </w:rPr>
-      </w:pPr>
-      <w:r>
-        <w:rPr>
-          <w:rFonts w:ascii="Calibri" w:hAnsi="Calibri" w:cs="Calibri"/>
-        </w:rPr>
-        <w:t>Clipping Disabled</w:t>
-      </w:r>
-      <w:r>
-        <w:rPr>
-          <w:rFonts w:ascii="Calibri" w:hAnsi="Calibri" w:cs="Calibri"/>
-        </w:rPr>
-        <w:tab/>
-        <w:t>25.4%</w:t>
-      </w:r>
-    </w:p>
-    <w:p>
-      <w:pPr>
-        <w:rPr>
-          <w:rFonts w:ascii="Calibri" w:hAnsi="Calibri" w:cs="Calibri"/>
-        </w:rPr>
-      </w:pPr>
-      <w:r>
-        <w:rPr>
-          <w:rFonts w:ascii="Calibri" w:hAnsi="Calibri" w:cs="Calibri"/>
-        </w:rPr>
-        <w:t>Before running the experiment, I expected gradient clipping to limit very large gradients but not solve the problem of vanishing gradients.</w:t>
-      </w:r>
-    </w:p>
-    <w:p>
-      <w:pPr>
-        <w:rPr>
-          <w:rFonts w:ascii="Calibri" w:hAnsi="Calibri" w:cs="Calibri"/>
-        </w:rPr>
-      </w:pPr>
-      <w:r>
-        <w:rPr>
-          <w:rFonts w:ascii="Calibri" w:hAnsi="Calibri" w:cs="Calibri"/>
-        </w:rPr>
-        <w:t>Conclusion</w:t>
-      </w:r>
-    </w:p>
-    <w:p>
-      <w:pPr>
-        <w:rPr>
-          <w:rFonts w:ascii="Calibri" w:hAnsi="Calibri" w:cs="Calibri"/>
-        </w:rPr>
-      </w:pPr>
-      <w:r>
-        <w:rPr>
-          <w:rFonts w:ascii="Calibri" w:hAnsi="Calibri" w:cs="Calibri"/>
-        </w:rPr>
-        <w:t>Both clipping settings produced the same accuracy. Gradient clipping did not improve recall in this experiment. The LSTM bias experiment showed a clearer improvement.</w:t>
-      </w:r>
-    </w:p>
-    <w:p>
-      <w:pPr>
-        <w:rPr>
-          <w:rFonts w:ascii="Calibri" w:hAnsi="Calibri" w:cs="Calibri"/>
-        </w:rPr>
-      </w:pPr>
-      <w:r>
-        <w:rPr>
-          <w:rFonts w:ascii="Calibri" w:hAnsi="Calibri" w:cs="Calibri"/>
-        </w:rPr>
-        <w:t>Piece 4: Timing Experiment</w:t>
-      </w:r>
-    </w:p>
-    <w:p>
-      <w:pPr>
-        <w:rPr>
-          <w:rFonts w:ascii="Calibri" w:hAnsi="Calibri" w:cs="Calibri"/>
-        </w:rPr>
-      </w:pPr>
-      <w:r>
-        <w:rPr>
-          <w:rFonts w:ascii="Calibri" w:hAnsi="Calibri" w:cs="Calibri"/>
-        </w:rPr>
-        <w:t>I measured the LSTM forward and backward computation time at sequence lengths of 50, 100, 200, and 400. Each length was tested three times, and I recorded the fastest time.</w:t>
-      </w:r>
-    </w:p>
-    <w:p>
-      <w:pPr>
-        <w:rPr>
-          <w:rFonts w:ascii="Calibri" w:hAnsi="Calibri" w:cs="Calibri"/>
-        </w:rPr>
-      </w:pPr>
-      <w:r>
-        <w:rPr>
-          <w:rFonts w:ascii="Calibri" w:hAnsi="Calibri" w:cs="Calibri"/>
-        </w:rPr>
-        <w:t>Sequence Length</w:t>
-      </w:r>
-      <w:r>
-        <w:rPr>
-          <w:rFonts w:ascii="Calibri" w:hAnsi="Calibri" w:cs="Calibri"/>
-        </w:rPr>
-        <w:tab/>
-        <w:t>Best Time (Seconds)</w:t>
-      </w:r>
-    </w:p>
-    <w:p>
-      <w:pPr>
-        <w:rPr>
-          <w:rFonts w:ascii="Calibri" w:hAnsi="Calibri" w:cs="Calibri"/>
-        </w:rPr>
-      </w:pPr>
-      <w:r>
-        <w:rPr>
-          <w:rFonts w:ascii="Calibri" w:hAnsi="Calibri" w:cs="Calibri"/>
-        </w:rPr>
-        <w:t>50</w:t>
-      </w:r>
-      <w:r>
-        <w:rPr>
-          <w:rFonts w:ascii="Calibri" w:hAnsi="Calibri" w:cs="Calibri"/>
-        </w:rPr>
-        <w:tab/>
-      </w:r>
-      <w:r>
-        <w:rPr>
-          <w:rFonts w:ascii="Calibri" w:hAnsi="Calibri" w:cs="Calibri"/>
-        </w:rPr>
-        <w:tab/>
-      </w:r>
-      <w:r>
-        <w:rPr>
-          <w:rFonts w:ascii="Calibri" w:hAnsi="Calibri" w:cs="Calibri"/>
-        </w:rPr>
-        <w:tab/>
-      </w:r>
-      <w:r>
-        <w:rPr>
-          <w:rFonts w:ascii="Calibri" w:hAnsi="Calibri" w:cs="Calibri"/>
-        </w:rPr>
-        <w:t>0.0027</w:t>
-      </w:r>
-    </w:p>
-    <w:p>
-      <w:pPr>
-        <w:rPr>
-          <w:rFonts w:ascii="Calibri" w:hAnsi="Calibri" w:cs="Calibri"/>
-        </w:rPr>
-      </w:pPr>
-      <w:r>
-        <w:rPr>
-          <w:rFonts w:ascii="Calibri" w:hAnsi="Calibri" w:cs="Calibri"/>
-        </w:rPr>
-        <w:t>100</w:t>
-      </w:r>
-      <w:r>
-        <w:rPr>
-          <w:rFonts w:ascii="Calibri" w:hAnsi="Calibri" w:cs="Calibri"/>
-        </w:rPr>
-        <w:tab/>
-      </w:r>
-      <w:r>
-        <w:rPr>
-          <w:rFonts w:ascii="Calibri" w:hAnsi="Calibri" w:cs="Calibri"/>
-        </w:rPr>
-        <w:tab/>
-      </w:r>
-      <w:r>
-        <w:rPr>
-          <w:rFonts w:ascii="Calibri" w:hAnsi="Calibri" w:cs="Calibri"/>
-        </w:rPr>
-        <w:tab/>
-      </w:r>
-      <w:r>
-        <w:rPr>
-          <w:rFonts w:ascii="Calibri" w:hAnsi="Calibri" w:cs="Calibri"/>
-        </w:rPr>
-        <w:t>0.0042</w:t>
-      </w:r>
-    </w:p>
-    <w:p>
-      <w:pPr>
-        <w:rPr>
-          <w:rFonts w:ascii="Calibri" w:hAnsi="Calibri" w:cs="Calibri"/>
-        </w:rPr>
-      </w:pPr>
-      <w:r>
-        <w:rPr>
-          <w:rFonts w:ascii="Calibri" w:hAnsi="Calibri" w:cs="Calibri"/>
-        </w:rPr>
-        <w:t>200</w:t>
-      </w:r>
-      <w:r>
-        <w:rPr>
-          <w:rFonts w:ascii="Calibri" w:hAnsi="Calibri" w:cs="Calibri"/>
-        </w:rPr>
-        <w:tab/>
-      </w:r>
-      <w:r>
-        <w:rPr>
-          <w:rFonts w:ascii="Calibri" w:hAnsi="Calibri" w:cs="Calibri"/>
-        </w:rPr>
-        <w:tab/>
-      </w:r>
-      <w:r>
-        <w:rPr>
-          <w:rFonts w:ascii="Calibri" w:hAnsi="Calibri" w:cs="Calibri"/>
-        </w:rPr>
-        <w:tab/>
-      </w:r>
-      <w:r>
-        <w:rPr>
-          <w:rFonts w:ascii="Calibri" w:hAnsi="Calibri" w:cs="Calibri"/>
-        </w:rPr>
-        <w:t>0.0188</w:t>
-      </w:r>
-    </w:p>
-    <w:p>
-      <w:pPr>
-        <w:rPr>
-          <w:rFonts w:ascii="Calibri" w:hAnsi="Calibri" w:cs="Calibri"/>
-        </w:rPr>
-      </w:pPr>
-      <w:r>
-        <w:rPr>
-          <w:rFonts w:ascii="Calibri" w:hAnsi="Calibri" w:cs="Calibri"/>
-        </w:rPr>
-        <w:t>400</w:t>
-      </w:r>
-      <w:r>
-        <w:rPr>
-          <w:rFonts w:ascii="Calibri" w:hAnsi="Calibri" w:cs="Calibri"/>
-        </w:rPr>
-        <w:tab/>
-      </w:r>
-      <w:r>
-        <w:rPr>
-          <w:rFonts w:ascii="Calibri" w:hAnsi="Calibri" w:cs="Calibri"/>
-        </w:rPr>
-        <w:tab/>
-      </w:r>
-      <w:r>
-        <w:rPr>
-          <w:rFonts w:ascii="Calibri" w:hAnsi="Calibri" w:cs="Calibri"/>
-        </w:rPr>
-        <w:tab/>
-      </w:r>
-      <w:r>
-        <w:rPr>
-          <w:rFonts w:ascii="Calibri" w:hAnsi="Calibri" w:cs="Calibri"/>
-        </w:rPr>
-        <w:t>0.0313</w:t>
-      </w:r>
-    </w:p>
-    <w:p>
-      <w:pPr>
-        <w:rPr>
-          <w:rFonts w:ascii="Calibri" w:hAnsi="Calibri" w:cs="Calibri"/>
-        </w:rPr>
-      </w:pPr>
-      <w:r>
-        <w:rPr>
-          <w:rFonts w:ascii="Calibri" w:hAnsi="Calibri" w:cs="Calibri"/>
-        </w:rPr>
-        <w:t>Conclusion</w:t>
-      </w:r>
-    </w:p>
-    <w:p>
-      <w:pPr>
-        <w:rPr>
-          <w:rFonts w:ascii="Calibri" w:hAnsi="Calibri" w:cs="Calibri"/>
-        </w:rPr>
-      </w:pPr>
-      <w:r>
-        <w:rPr>
-          <w:rFonts w:ascii="Calibri" w:hAnsi="Calibri" w:cs="Calibri"/>
-        </w:rPr>
-        <w:t>The computation time increased as the sequence length increased because the LSTM had more time steps to process.</w:t>
-      </w:r>
-    </w:p>
-    <w:p>
-      <w:pPr>
-        <w:rPr>
-          <w:rFonts w:ascii="Calibri" w:hAnsi="Calibri" w:cs="Calibri"/>
-        </w:rPr>
-      </w:pPr>
-      <w:r>
-        <w:rPr>
-          <w:rFonts w:ascii="Calibri" w:hAnsi="Calibri" w:cs="Calibri"/>
-        </w:rPr>
-        <w:t>Two limitations are vanishing gradients and the extra computation needed for longer sequences. Direct connections, such as skip connections, can help information and gradients travel through a network, but they do not solve every problem with recurrent models.</w:t>
-      </w:r>
-    </w:p>
-    <w:p>
-      <w:pPr>
-        <w:rPr>
-          <w:rFonts w:ascii="Calibri" w:hAnsi="Calibri" w:cs="Calibri"/>
-        </w:rPr>
-      </w:pPr>
-      <w:r>
-        <w:rPr>
-          <w:rFonts w:ascii="Calibri" w:hAnsi="Calibri" w:cs="Calibri"/>
-        </w:rPr>
-        <w:t>Overall Conclusion</w:t>
-      </w:r>
-    </w:p>
-    <w:p>
-      <w:pPr>
-        <w:rPr>
-          <w:rFonts w:ascii="Calibri" w:hAnsi="Calibri" w:cs="Calibri"/>
-        </w:rPr>
-      </w:pPr>
-      <w:r>
-        <w:rPr>
-          <w:rFonts w:ascii="Calibri" w:hAnsi="Calibri" w:cs="Calibri"/>
-        </w:rPr>
-        <w:lastRenderedPageBreak/>
-        <w:t>This lab helped me understand why recurrent models can struggle to remember information over long sequences. The gradients became very small at earlier time steps for the plain RNN and default LSTM. Increasing the LSTM forget-gate bias improved recall in my experiments, while gradient clipping did not improve the plain RNN results. The timing</w:t>
+        <w:t>python benchmark.py</w:t>
+      </w:r>
+    </w:p>
+    <w:p>
+      <w:pPr>
+        <w:rPr>
+          <w:rFonts w:ascii="Calibri" w:hAnsi="Calibri" w:cs="Calibri"/>
+        </w:rPr>
+      </w:pPr>
+      <w:r>
+        <w:rPr>
+          <w:rFonts w:ascii="Calibri" w:hAnsi="Calibri" w:cs="Calibri"/>
+        </w:rPr>
+        <w:t>python gradients.py</w:t>
+      </w:r>
+    </w:p>
+    <w:p>
+      <w:pPr>
+        <w:rPr>
+          <w:rFonts w:ascii="Calibri" w:hAnsi="Calibri" w:cs="Calibri"/>
+        </w:rPr>
+      </w:pPr>
+      <w:r>
+        <w:rPr>
+          <w:rFonts w:ascii="Calibri" w:hAnsi="Calibri" w:cs="Calibri"/>
+        </w:rPr>
+        <w:t>python fixes.py</w:t>
+      </w:r>
+    </w:p>
+    <w:p>
+      <w:pPr>
+        <w:rPr>
+          <w:rFonts w:ascii="Calibri" w:hAnsi="Calibri" w:cs="Calibri"/>
+        </w:rPr>
+      </w:pPr>
+      <w:r>
+        <w:rPr>
+          <w:rFonts w:ascii="Calibri" w:hAnsi="Calibri" w:cs="Calibri"/>
+        </w:rPr>
+        <w:t>python timing.py</w:t>
+      </w:r>
+    </w:p>
+    <w:p>
+      <w:pPr>
+        <w:rPr>
+          <w:rFonts w:ascii="Calibri" w:hAnsi="Calibri" w:cs="Calibri"/>
+        </w:rPr>
+      </w:pPr>
+      <w:r>
+        <w:rPr>
+          <w:rFonts w:ascii="Calibri" w:hAnsi="Calibri" w:cs="Calibri"/>
+        </w:rPr>
+        <w:t>The scripts generate the corresponding CSV results and the gradient graph.</w:t>
+      </w:r>
+    </w:p>
+    <w:p>
+      <w:pPr>
+        <w:rPr>
+          <w:rFonts w:ascii="Calibri" w:hAnsi="Calibri" w:cs="Calibri"/>
+          <w:b/>
+          <w:bCs/>
+        </w:rPr>
+      </w:pPr>
+      <w:r>
+        <w:rPr>
+          <w:rFonts w:ascii="Calibri" w:hAnsi="Calibri" w:cs="Calibri"/>
+          <w:b/>
+          <w:bCs/>
+        </w:rPr>
+        <w:t>Reproducibility</w:t>
+      </w:r>
+    </w:p>
+    <w:p>
+      <w:pPr>
+        <w:rPr>
+          <w:rFonts w:ascii="Calibri" w:hAnsi="Calibri" w:cs="Calibri"/>
+        </w:rPr>
+      </w:pPr>
+      <w:r>
+        <w:rPr>
+          <w:rFonts w:ascii="Calibri" w:hAnsi="Calibri" w:cs="Calibri"/>
+        </w:rPr>
+        <w:t>The experiments use fixed random seeds where specified. The benchmark uses three seeds, the gradient experiment uses five seeds, and the controlled experiments use three seeds.</w:t>
+      </w:r>
+    </w:p>
+    <w:p>
+      <w:pPr>
+        <w:rPr>
+          <w:rFonts w:ascii="Calibri" w:hAnsi="Calibri" w:cs="Calibri"/>
+        </w:rPr>
+      </w:pPr>
+      <w:r>
+        <w:rPr>
+          <w:rFonts w:ascii="Calibri" w:hAnsi="Calibri" w:cs="Calibri"/>
+        </w:rPr>
+        <w:t>The instructor-provided lab04_starter.py file remains unchanged.</w:t>
       </w:r>
     </w:p>
     <w:p>
@@ -1493,6 +1903,155 @@
 <file path=word/numbering.xml><?xml version="1.0" encoding="utf-8"?>
 <w:numbering xmlns:wpc="http://schemas.microsoft.com/office/word/2010/wordprocessingCanvas" xmlns:cx="http://schemas.microsoft.com/office/drawing/2014/chartex" xmlns:cx1="http://schemas.microsoft.com/office/drawing/2015/9/8/chartex" xmlns:cx2="http://schemas.microsoft.com/office/drawing/2015/10/21/chartex" xmlns:cx3="http://schemas.microsoft.com/office/drawing/2016/5/9/chartex" xmlns:cx4="http://schemas.microsoft.com/office/drawing/2016/5/10/chartex" xmlns:cx5="http://schemas.microsoft.com/office/drawing/2016/5/11/chartex" xmlns:cx6="http://schemas.microsoft.com/office/drawing/2016/5/12/chartex" xmlns:cx7="http://schemas.microsoft.com/office/drawing/2016/5/13/chartex" xmlns:cx8="http://schemas.microsoft.com/office/drawing/2016/5/14/chartex" xmlns:mc="http://schemas.openxmlformats.org/markup-compatibility/2006" xmlns:aink="http://schemas.microsoft.com/office/drawing/2016/ink" xmlns:am3d="http://schemas.microsoft.com/office/drawing/2017/model3d" xmlns:o="urn:schemas-microsoft-com:office:office" xmlns:oel="http://schemas.microsoft.com/office/2019/extlst" xmlns:r="http://schemas.openxmlformats.org/officeDocument/2006/relationships" xmlns:m="http://schemas.openxmlformats.org/officeDocument/2006/math" xmlns:v="urn:schemas-microsoft-com:vml" xmlns:wp14="http://schemas.microsoft.com/office/word/2010/wordprocessingDrawing" xmlns:wp="http://schemas.openxmlformats.org/drawingml/2006/wordprocessingDrawing" xmlns:w10="urn:schemas-microsoft-com:office:word" xmlns:w="http://schemas.openxmlformats.org/wordprocessingml/2006/main" xmlns:w14="http://schemas.microsoft.com/office/word/2010/wordml" xmlns:w15="http://schemas.microsoft.com/office/word/2012/wordml" xmlns:w16cex="http://schemas.microsoft.com/office/word/2018/wordml/cex" xmlns:w16cid="http://schemas.microsoft.com/office/word/2016/wordml/cid" xmlns:w16="http://schemas.microsoft.com/office/word/2018/wordml" xmlns:w16du="http://schemas.microsoft.com/office/word/2023/wordml/word16du" xmlns:w16sdtdh="http://schemas.microsoft.com/office/word/2020/wordml/sdtdatahash" xmlns:w16sdtfl="http://schemas.microsoft.com/office/word/2024/wordml/sdtformatlock" xmlns:w16se="http://schemas.microsoft.com/office/word/2015/wordml/symex" xmlns:wpg="http://schemas.microsoft.com/office/word/2010/wordprocessingGroup" xmlns:wpi="http://schemas.microsoft.com/office/word/2010/wordprocessingInk" xmlns:wne="http://schemas.microsoft.com/office/word/2006/wordml" xmlns:wps="http://schemas.microsoft.com/office/word/2010/wordprocessingShape" mc:Ignorable="w14 w15 w16se w16cid w16 w16cex w16sdtdh w16sdtfl w16du wp14">
   <w:abstractNum w:abstractNumId="0" w15:restartNumberingAfterBreak="0">
+    <w:nsid w:val="14373E06"/>
+    <w:multiLevelType w:val="multilevel"/>
+    <w:tmpl w:val="710650BA"/>
+    <w:lvl w:ilvl="0">
+      <w:start w:val="1"/>
+      <w:numFmt w:val="bullet"/>
+      <w:lvlText w:val=""/>
+      <w:lvlJc w:val="left"/>
+      <w:pPr>
+        <w:tabs>
+          <w:tab w:val="num" w:pos="720"/>
+        </w:tabs>
+        <w:ind w:left="720" w:hanging="360"/>
+      </w:pPr>
+      <w:rPr>
+        <w:rFonts w:ascii="Symbol" w:hAnsi="Symbol" w:hint="default"/>
+        <w:sz w:val="20"/>
+      </w:rPr>
+    </w:lvl>
+    <w:lvl w:ilvl="1" w:tentative="1">
+      <w:start w:val="1"/>
+      <w:numFmt w:val="bullet"/>
+      <w:lvlText w:val="o"/>
+      <w:lvlJc w:val="left"/>
+      <w:pPr>
+        <w:tabs>
+          <w:tab w:val="num" w:pos="1440"/>
+        </w:tabs>
+        <w:ind w:left="1440" w:hanging="360"/>
+      </w:pPr>
+      <w:rPr>
+        <w:rFonts w:ascii="Courier New" w:hAnsi="Courier New" w:hint="default"/>
+        <w:sz w:val="20"/>
+      </w:rPr>
+    </w:lvl>
+    <w:lvl w:ilvl="2" w:tentative="1">
+      <w:start w:val="1"/>
+      <w:numFmt w:val="bullet"/>
+      <w:lvlText w:val=""/>
+      <w:lvlJc w:val="left"/>
+      <w:pPr>
+        <w:tabs>
+          <w:tab w:val="num" w:pos="2160"/>
+        </w:tabs>
+        <w:ind w:left="2160" w:hanging="360"/>
+      </w:pPr>
+      <w:rPr>
+        <w:rFonts w:ascii="Wingdings" w:hAnsi="Wingdings" w:hint="default"/>
+        <w:sz w:val="20"/>
+      </w:rPr>
+    </w:lvl>
+    <w:lvl w:ilvl="3" w:tentative="1">
+      <w:start w:val="1"/>
+      <w:numFmt w:val="bullet"/>
+      <w:lvlText w:val=""/>
+      <w:lvlJc w:val="left"/>
+      <w:pPr>
+        <w:tabs>
+          <w:tab w:val="num" w:pos="2880"/>
+        </w:tabs>
+        <w:ind w:left="2880" w:hanging="360"/>
+      </w:pPr>
+      <w:rPr>
+        <w:rFonts w:ascii="Wingdings" w:hAnsi="Wingdings" w:hint="default"/>
+        <w:sz w:val="20"/>
+      </w:rPr>
+    </w:lvl>
+    <w:lvl w:ilvl="4" w:tentative="1">
+      <w:start w:val="1"/>
+      <w:numFmt w:val="bullet"/>
+      <w:lvlText w:val=""/>
+      <w:lvlJc w:val="left"/>
+      <w:pPr>
+        <w:tabs>
+          <w:tab w:val="num" w:pos="3600"/>
+        </w:tabs>
+        <w:ind w:left="3600" w:hanging="360"/>
+      </w:pPr>
+      <w:rPr>
+        <w:rFonts w:ascii="Wingdings" w:hAnsi="Wingdings" w:hint="default"/>
+        <w:sz w:val="20"/>
+      </w:rPr>
+    </w:lvl>
+    <w:lvl w:ilvl="5" w:tentative="1">
+      <w:start w:val="1"/>
+      <w:numFmt w:val="bullet"/>
+      <w:lvlText w:val=""/>
+      <w:lvlJc w:val="left"/>
+      <w:pPr>
+        <w:tabs>
+          <w:tab w:val="num" w:pos="4320"/>
+        </w:tabs>
+        <w:ind w:left="4320" w:hanging="360"/>
+      </w:pPr>
+      <w:rPr>
+        <w:rFonts w:ascii="Wingdings" w:hAnsi="Wingdings" w:hint="default"/>
+        <w:sz w:val="20"/>
+      </w:rPr>
+    </w:lvl>
+    <w:lvl w:ilvl="6" w:tentative="1">
+      <w:start w:val="1"/>
+      <w:numFmt w:val="bullet"/>
+      <w:lvlText w:val=""/>
+      <w:lvlJc w:val="left"/>
+      <w:pPr>
+        <w:tabs>
+          <w:tab w:val="num" w:pos="5040"/>
+        </w:tabs>
+        <w:ind w:left="5040" w:hanging="360"/>
+      </w:pPr>
+      <w:rPr>
+        <w:rFonts w:ascii="Wingdings" w:hAnsi="Wingdings" w:hint="default"/>
+        <w:sz w:val="20"/>
+      </w:rPr>
+    </w:lvl>
+    <w:lvl w:ilvl="7" w:tentative="1">
+      <w:start w:val="1"/>
+      <w:numFmt w:val="bullet"/>
+      <w:lvlText w:val=""/>
+      <w:lvlJc w:val="left"/>
+      <w:pPr>
+        <w:tabs>
+          <w:tab w:val="num" w:pos="5760"/>
+        </w:tabs>
+        <w:ind w:left="5760" w:hanging="360"/>
+      </w:pPr>
+      <w:rPr>
+        <w:rFonts w:ascii="Wingdings" w:hAnsi="Wingdings" w:hint="default"/>
+        <w:sz w:val="20"/>
+      </w:rPr>
+    </w:lvl>
+    <w:lvl w:ilvl="8" w:tentative="1">
+      <w:start w:val="1"/>
+      <w:numFmt w:val="bullet"/>
+      <w:lvlText w:val=""/>
+      <w:lvlJc w:val="left"/>
+      <w:pPr>
+        <w:tabs>
+          <w:tab w:val="num" w:pos="6480"/>
+        </w:tabs>
+        <w:ind w:left="6480" w:hanging="360"/>
+      </w:pPr>
+      <w:rPr>
+        <w:rFonts w:ascii="Wingdings" w:hAnsi="Wingdings" w:hint="default"/>
+        <w:sz w:val="20"/>
+      </w:rPr>
+    </w:lvl>
+  </w:abstractNum>
+  <w:abstractNum w:abstractNumId="1" w15:restartNumberingAfterBreak="0">
     <w:nsid w:val="42D76CF1"/>
     <w:multiLevelType w:val="multilevel"/>
     <w:tmpl w:val="2C5C25F6"/>
@@ -1641,8 +2200,431 @@
       </w:rPr>
     </w:lvl>
   </w:abstractNum>
+  <w:abstractNum w:abstractNumId="2" w15:restartNumberingAfterBreak="0">
+    <w:nsid w:val="5B506253"/>
+    <w:multiLevelType w:val="multilevel"/>
+    <w:tmpl w:val="969C58CA"/>
+    <w:lvl w:ilvl="0">
+      <w:start w:val="1"/>
+      <w:numFmt w:val="bullet"/>
+      <w:lvlText w:val=""/>
+      <w:lvlJc w:val="left"/>
+      <w:pPr>
+        <w:tabs>
+          <w:tab w:val="num" w:pos="720"/>
+        </w:tabs>
+        <w:ind w:left="720" w:hanging="360"/>
+      </w:pPr>
+      <w:rPr>
+        <w:rFonts w:ascii="Symbol" w:hAnsi="Symbol" w:hint="default"/>
+        <w:sz w:val="20"/>
+      </w:rPr>
+    </w:lvl>
+    <w:lvl w:ilvl="1" w:tentative="1">
+      <w:start w:val="1"/>
+      <w:numFmt w:val="bullet"/>
+      <w:lvlText w:val="o"/>
+      <w:lvlJc w:val="left"/>
+      <w:pPr>
+        <w:tabs>
+          <w:tab w:val="num" w:pos="1440"/>
+        </w:tabs>
+        <w:ind w:left="1440" w:hanging="360"/>
+      </w:pPr>
+      <w:rPr>
+        <w:rFonts w:ascii="Courier New" w:hAnsi="Courier New" w:hint="default"/>
+        <w:sz w:val="20"/>
+      </w:rPr>
+    </w:lvl>
+    <w:lvl w:ilvl="2" w:tentative="1">
+      <w:start w:val="1"/>
+      <w:numFmt w:val="bullet"/>
+      <w:lvlText w:val=""/>
+      <w:lvlJc w:val="left"/>
+      <w:pPr>
+        <w:tabs>
+          <w:tab w:val="num" w:pos="2160"/>
+        </w:tabs>
+        <w:ind w:left="2160" w:hanging="360"/>
+      </w:pPr>
+      <w:rPr>
+        <w:rFonts w:ascii="Wingdings" w:hAnsi="Wingdings" w:hint="default"/>
+        <w:sz w:val="20"/>
+      </w:rPr>
+    </w:lvl>
+    <w:lvl w:ilvl="3" w:tentative="1">
+      <w:start w:val="1"/>
+      <w:numFmt w:val="bullet"/>
+      <w:lvlText w:val=""/>
+      <w:lvlJc w:val="left"/>
+      <w:pPr>
+        <w:tabs>
+          <w:tab w:val="num" w:pos="2880"/>
+        </w:tabs>
+        <w:ind w:left="2880" w:hanging="360"/>
+      </w:pPr>
+      <w:rPr>
+        <w:rFonts w:ascii="Wingdings" w:hAnsi="Wingdings" w:hint="default"/>
+        <w:sz w:val="20"/>
+      </w:rPr>
+    </w:lvl>
+    <w:lvl w:ilvl="4" w:tentative="1">
+      <w:start w:val="1"/>
+      <w:numFmt w:val="bullet"/>
+      <w:lvlText w:val=""/>
+      <w:lvlJc w:val="left"/>
+      <w:pPr>
+        <w:tabs>
+          <w:tab w:val="num" w:pos="3600"/>
+        </w:tabs>
+        <w:ind w:left="3600" w:hanging="360"/>
+      </w:pPr>
+      <w:rPr>
+        <w:rFonts w:ascii="Wingdings" w:hAnsi="Wingdings" w:hint="default"/>
+        <w:sz w:val="20"/>
+      </w:rPr>
+    </w:lvl>
+    <w:lvl w:ilvl="5" w:tentative="1">
+      <w:start w:val="1"/>
+      <w:numFmt w:val="bullet"/>
+      <w:lvlText w:val=""/>
+      <w:lvlJc w:val="left"/>
+      <w:pPr>
+        <w:tabs>
+          <w:tab w:val="num" w:pos="4320"/>
+        </w:tabs>
+        <w:ind w:left="4320" w:hanging="360"/>
+      </w:pPr>
+      <w:rPr>
+        <w:rFonts w:ascii="Wingdings" w:hAnsi="Wingdings" w:hint="default"/>
+        <w:sz w:val="20"/>
+      </w:rPr>
+    </w:lvl>
+    <w:lvl w:ilvl="6" w:tentative="1">
+      <w:start w:val="1"/>
+      <w:numFmt w:val="bullet"/>
+      <w:lvlText w:val=""/>
+      <w:lvlJc w:val="left"/>
+      <w:pPr>
+        <w:tabs>
+          <w:tab w:val="num" w:pos="5040"/>
+        </w:tabs>
+        <w:ind w:left="5040" w:hanging="360"/>
+      </w:pPr>
+      <w:rPr>
+        <w:rFonts w:ascii="Wingdings" w:hAnsi="Wingdings" w:hint="default"/>
+        <w:sz w:val="20"/>
+      </w:rPr>
+    </w:lvl>
+    <w:lvl w:ilvl="7" w:tentative="1">
+      <w:start w:val="1"/>
+      <w:numFmt w:val="bullet"/>
+      <w:lvlText w:val=""/>
+      <w:lvlJc w:val="left"/>
+      <w:pPr>
+        <w:tabs>
+          <w:tab w:val="num" w:pos="5760"/>
+        </w:tabs>
+        <w:ind w:left="5760" w:hanging="360"/>
+      </w:pPr>
+      <w:rPr>
+        <w:rFonts w:ascii="Wingdings" w:hAnsi="Wingdings" w:hint="default"/>
+        <w:sz w:val="20"/>
+      </w:rPr>
+    </w:lvl>
+    <w:lvl w:ilvl="8" w:tentative="1">
+      <w:start w:val="1"/>
+      <w:numFmt w:val="bullet"/>
+      <w:lvlText w:val=""/>
+      <w:lvlJc w:val="left"/>
+      <w:pPr>
+        <w:tabs>
+          <w:tab w:val="num" w:pos="6480"/>
+        </w:tabs>
+        <w:ind w:left="6480" w:hanging="360"/>
+      </w:pPr>
+      <w:rPr>
+        <w:rFonts w:ascii="Wingdings" w:hAnsi="Wingdings" w:hint="default"/>
+        <w:sz w:val="20"/>
+      </w:rPr>
+    </w:lvl>
+  </w:abstractNum>
+  <w:abstractNum w:abstractNumId="3" w15:restartNumberingAfterBreak="0">
+    <w:nsid w:val="5CBE3F72"/>
+    <w:multiLevelType w:val="multilevel"/>
+    <w:tmpl w:val="6004E002"/>
+    <w:lvl w:ilvl="0">
+      <w:start w:val="1"/>
+      <w:numFmt w:val="bullet"/>
+      <w:lvlText w:val=""/>
+      <w:lvlJc w:val="left"/>
+      <w:pPr>
+        <w:tabs>
+          <w:tab w:val="num" w:pos="720"/>
+        </w:tabs>
+        <w:ind w:left="720" w:hanging="360"/>
+      </w:pPr>
+      <w:rPr>
+        <w:rFonts w:ascii="Symbol" w:hAnsi="Symbol" w:hint="default"/>
+        <w:sz w:val="20"/>
+      </w:rPr>
+    </w:lvl>
+    <w:lvl w:ilvl="1" w:tentative="1">
+      <w:start w:val="1"/>
+      <w:numFmt w:val="bullet"/>
+      <w:lvlText w:val="o"/>
+      <w:lvlJc w:val="left"/>
+      <w:pPr>
+        <w:tabs>
+          <w:tab w:val="num" w:pos="1440"/>
+        </w:tabs>
+        <w:ind w:left="1440" w:hanging="360"/>
+      </w:pPr>
+      <w:rPr>
+        <w:rFonts w:ascii="Courier New" w:hAnsi="Courier New" w:hint="default"/>
+        <w:sz w:val="20"/>
+      </w:rPr>
+    </w:lvl>
+    <w:lvl w:ilvl="2" w:tentative="1">
+      <w:start w:val="1"/>
+      <w:numFmt w:val="bullet"/>
+      <w:lvlText w:val=""/>
+      <w:lvlJc w:val="left"/>
+      <w:pPr>
+        <w:tabs>
+          <w:tab w:val="num" w:pos="2160"/>
+        </w:tabs>
+        <w:ind w:left="2160" w:hanging="360"/>
+      </w:pPr>
+      <w:rPr>
+        <w:rFonts w:ascii="Wingdings" w:hAnsi="Wingdings" w:hint="default"/>
+        <w:sz w:val="20"/>
+      </w:rPr>
+    </w:lvl>
+    <w:lvl w:ilvl="3" w:tentative="1">
+      <w:start w:val="1"/>
+      <w:numFmt w:val="bullet"/>
+      <w:lvlText w:val=""/>
+      <w:lvlJc w:val="left"/>
+      <w:pPr>
+        <w:tabs>
+          <w:tab w:val="num" w:pos="2880"/>
+        </w:tabs>
+        <w:ind w:left="2880" w:hanging="360"/>
+      </w:pPr>
+      <w:rPr>
+        <w:rFonts w:ascii="Wingdings" w:hAnsi="Wingdings" w:hint="default"/>
+        <w:sz w:val="20"/>
+      </w:rPr>
+    </w:lvl>
+    <w:lvl w:ilvl="4" w:tentative="1">
+      <w:start w:val="1"/>
+      <w:numFmt w:val="bullet"/>
+      <w:lvlText w:val=""/>
+      <w:lvlJc w:val="left"/>
+      <w:pPr>
+        <w:tabs>
+          <w:tab w:val="num" w:pos="3600"/>
+        </w:tabs>
+        <w:ind w:left="3600" w:hanging="360"/>
+      </w:pPr>
+      <w:rPr>
+        <w:rFonts w:ascii="Wingdings" w:hAnsi="Wingdings" w:hint="default"/>
+        <w:sz w:val="20"/>
+      </w:rPr>
+    </w:lvl>
+    <w:lvl w:ilvl="5" w:tentative="1">
+      <w:start w:val="1"/>
+      <w:numFmt w:val="bullet"/>
+      <w:lvlText w:val=""/>
+      <w:lvlJc w:val="left"/>
+      <w:pPr>
+        <w:tabs>
+          <w:tab w:val="num" w:pos="4320"/>
+        </w:tabs>
+        <w:ind w:left="4320" w:hanging="360"/>
+      </w:pPr>
+      <w:rPr>
+        <w:rFonts w:ascii="Wingdings" w:hAnsi="Wingdings" w:hint="default"/>
+        <w:sz w:val="20"/>
+      </w:rPr>
+    </w:lvl>
+    <w:lvl w:ilvl="6" w:tentative="1">
+      <w:start w:val="1"/>
+      <w:numFmt w:val="bullet"/>
+      <w:lvlText w:val=""/>
+      <w:lvlJc w:val="left"/>
+      <w:pPr>
+        <w:tabs>
+          <w:tab w:val="num" w:pos="5040"/>
+        </w:tabs>
+        <w:ind w:left="5040" w:hanging="360"/>
+      </w:pPr>
+      <w:rPr>
+        <w:rFonts w:ascii="Wingdings" w:hAnsi="Wingdings" w:hint="default"/>
+        <w:sz w:val="20"/>
+      </w:rPr>
+    </w:lvl>
+    <w:lvl w:ilvl="7" w:tentative="1">
+      <w:start w:val="1"/>
+      <w:numFmt w:val="bullet"/>
+      <w:lvlText w:val=""/>
+      <w:lvlJc w:val="left"/>
+      <w:pPr>
+        <w:tabs>
+          <w:tab w:val="num" w:pos="5760"/>
+        </w:tabs>
+        <w:ind w:left="5760" w:hanging="360"/>
+      </w:pPr>
+      <w:rPr>
+        <w:rFonts w:ascii="Wingdings" w:hAnsi="Wingdings" w:hint="default"/>
+        <w:sz w:val="20"/>
+      </w:rPr>
+    </w:lvl>
+    <w:lvl w:ilvl="8" w:tentative="1">
+      <w:start w:val="1"/>
+      <w:numFmt w:val="bullet"/>
+      <w:lvlText w:val=""/>
+      <w:lvlJc w:val="left"/>
+      <w:pPr>
+        <w:tabs>
+          <w:tab w:val="num" w:pos="6480"/>
+        </w:tabs>
+        <w:ind w:left="6480" w:hanging="360"/>
+      </w:pPr>
+      <w:rPr>
+        <w:rFonts w:ascii="Wingdings" w:hAnsi="Wingdings" w:hint="default"/>
+        <w:sz w:val="20"/>
+      </w:rPr>
+    </w:lvl>
+  </w:abstractNum>
+  <w:abstractNum w:abstractNumId="4" w15:restartNumberingAfterBreak="0">
+    <w:nsid w:val="7BAA0293"/>
+    <w:multiLevelType w:val="multilevel"/>
+    <w:tmpl w:val="CE04E66A"/>
+    <w:lvl w:ilvl="0">
+      <w:start w:val="1"/>
+      <w:numFmt w:val="decimal"/>
+      <w:lvlText w:val="%1."/>
+      <w:lvlJc w:val="left"/>
+      <w:pPr>
+        <w:tabs>
+          <w:tab w:val="num" w:pos="720"/>
+        </w:tabs>
+        <w:ind w:left="720" w:hanging="360"/>
+      </w:pPr>
+    </w:lvl>
+    <w:lvl w:ilvl="1" w:tentative="1">
+      <w:start w:val="1"/>
+      <w:numFmt w:val="decimal"/>
+      <w:lvlText w:val="%2."/>
+      <w:lvlJc w:val="left"/>
+      <w:pPr>
+        <w:tabs>
+          <w:tab w:val="num" w:pos="1440"/>
+        </w:tabs>
+        <w:ind w:left="1440" w:hanging="360"/>
+      </w:pPr>
+    </w:lvl>
+    <w:lvl w:ilvl="2" w:tentative="1">
+      <w:start w:val="1"/>
+      <w:numFmt w:val="decimal"/>
+      <w:lvlText w:val="%3."/>
+      <w:lvlJc w:val="left"/>
+      <w:pPr>
+        <w:tabs>
+          <w:tab w:val="num" w:pos="2160"/>
+        </w:tabs>
+        <w:ind w:left="2160" w:hanging="360"/>
+      </w:pPr>
+    </w:lvl>
+    <w:lvl w:ilvl="3" w:tentative="1">
+      <w:start w:val="1"/>
+      <w:numFmt w:val="decimal"/>
+      <w:lvlText w:val="%4."/>
+      <w:lvlJc w:val="left"/>
+      <w:pPr>
+        <w:tabs>
+          <w:tab w:val="num" w:pos="2880"/>
+        </w:tabs>
+        <w:ind w:left="2880" w:hanging="360"/>
+      </w:pPr>
+    </w:lvl>
+    <w:lvl w:ilvl="4" w:tentative="1">
+      <w:start w:val="1"/>
+      <w:numFmt w:val="decimal"/>
+      <w:lvlText w:val="%5."/>
+      <w:lvlJc w:val="left"/>
+      <w:pPr>
+        <w:tabs>
+          <w:tab w:val="num" w:pos="3600"/>
+        </w:tabs>
+        <w:ind w:left="3600" w:hanging="360"/>
+      </w:pPr>
+    </w:lvl>
+    <w:lvl w:ilvl="5" w:tentative="1">
+      <w:start w:val="1"/>
+      <w:numFmt w:val="decimal"/>
+      <w:lvlText w:val="%6."/>
+      <w:lvlJc w:val="left"/>
+      <w:pPr>
+        <w:tabs>
+          <w:tab w:val="num" w:pos="4320"/>
+        </w:tabs>
+        <w:ind w:left="4320" w:hanging="360"/>
+      </w:pPr>
+    </w:lvl>
+    <w:lvl w:ilvl="6" w:tentative="1">
+      <w:start w:val="1"/>
+      <w:numFmt w:val="decimal"/>
+      <w:lvlText w:val="%7."/>
+      <w:lvlJc w:val="left"/>
+      <w:pPr>
+        <w:tabs>
+          <w:tab w:val="num" w:pos="5040"/>
+        </w:tabs>
+        <w:ind w:left="5040" w:hanging="360"/>
+      </w:pPr>
+    </w:lvl>
+    <w:lvl w:ilvl="7" w:tentative="1">
+      <w:start w:val="1"/>
+      <w:numFmt w:val="decimal"/>
+      <w:lvlText w:val="%8."/>
+      <w:lvlJc w:val="left"/>
+      <w:pPr>
+        <w:tabs>
+          <w:tab w:val="num" w:pos="5760"/>
+        </w:tabs>
+        <w:ind w:left="5760" w:hanging="360"/>
+      </w:pPr>
+    </w:lvl>
+    <w:lvl w:ilvl="8" w:tentative="1">
+      <w:start w:val="1"/>
+      <w:numFmt w:val="decimal"/>
+      <w:lvlText w:val="%9."/>
+      <w:lvlJc w:val="left"/>
+      <w:pPr>
+        <w:tabs>
+          <w:tab w:val="num" w:pos="6480"/>
+        </w:tabs>
+        <w:ind w:left="6480" w:hanging="360"/>
+      </w:pPr>
+    </w:lvl>
+  </w:abstractNum>
   <w:num w:numId="1" w16cid:durableId="1756441977">
+    <w:abstractNumId w:val="1"/>
+  </w:num>
+  <w:num w:numId="2" w16cid:durableId="1274089646">
+    <w:abstractNumId w:val="2"/>
+  </w:num>
+  <w:num w:numId="3" w16cid:durableId="681932820">
     <w:abstractNumId w:val="0"/>
+  </w:num>
+  <w:num w:numId="4" w16cid:durableId="2050378795">
+    <w:abstractNumId w:val="4"/>
+  </w:num>
+  <w:num w:numId="5" w16cid:durableId="350642406">
+    <w:abstractNumId w:val="3"/>
   </w:num>
 </w:numbering>
 </file>
